--- a/Algoritmus/KalandBörze_Algoritmus.docx
+++ b/Algoritmus/KalandBörze_Algoritmus.docx
@@ -266,7 +266,7 @@
           <w:r>
             <w:fldChar w:fldCharType="separate"/>
           </w:r>
-          <w:hyperlink w:anchor="_Toc242179368" w:history="1">
+          <w:hyperlink w:anchor="_Toc242192474" w:history="1">
             <w:r>
               <w:rPr>
                 <w:rStyle w:val="Hiperhivatkozs"/>
@@ -311,7 +311,7 @@
                 <w:noProof/>
                 <w:webHidden/>
               </w:rPr>
-              <w:instrText xml:space="preserve"> PAGEREF _Toc242179368 \h </w:instrText>
+              <w:instrText xml:space="preserve"> PAGEREF _Toc242192474 \h </w:instrText>
             </w:r>
             <w:r>
               <w:rPr>
@@ -331,7 +331,816 @@
                 <w:noProof/>
                 <w:webHidden/>
               </w:rPr>
-              <w:t>2</w:t>
+              <w:t>3</w:t>
+            </w:r>
+            <w:r>
+              <w:rPr>
+                <w:noProof/>
+                <w:webHidden/>
+              </w:rPr>
+              <w:fldChar w:fldCharType="end"/>
+            </w:r>
+          </w:hyperlink>
+        </w:p>
+        <w:p>
+          <w:pPr>
+            <w:pStyle w:val="TJ2"/>
+            <w:tabs>
+              <w:tab w:val="left" w:pos="880"/>
+              <w:tab w:val="right" w:leader="dot" w:pos="9344"/>
+            </w:tabs>
+            <w:rPr>
+              <w:rFonts w:asciiTheme="minorHAnsi" w:eastAsiaTheme="minorEastAsia" w:hAnsiTheme="minorHAnsi" w:cstheme="minorBidi"/>
+              <w:noProof/>
+              <w:color w:val="auto"/>
+              <w:sz w:val="22"/>
+              <w:szCs w:val="22"/>
+              <w:lang w:eastAsia="hu-HU"/>
+            </w:rPr>
+          </w:pPr>
+          <w:hyperlink w:anchor="_Toc242192475" w:history="1">
+            <w:r>
+              <w:rPr>
+                <w:rStyle w:val="Hiperhivatkozs"/>
+                <w:noProof/>
+              </w:rPr>
+              <w:t>1.1</w:t>
+            </w:r>
+            <w:r>
+              <w:rPr>
+                <w:rFonts w:asciiTheme="minorHAnsi" w:eastAsiaTheme="minorEastAsia" w:hAnsiTheme="minorHAnsi" w:cstheme="minorBidi"/>
+                <w:noProof/>
+                <w:color w:val="auto"/>
+                <w:sz w:val="22"/>
+                <w:szCs w:val="22"/>
+                <w:lang w:eastAsia="hu-HU"/>
+              </w:rPr>
+              <w:tab/>
+            </w:r>
+            <w:r>
+              <w:rPr>
+                <w:rStyle w:val="Hiperhivatkozs"/>
+                <w:noProof/>
+              </w:rPr>
+              <w:t>Cél:</w:t>
+            </w:r>
+            <w:r>
+              <w:rPr>
+                <w:noProof/>
+                <w:webHidden/>
+              </w:rPr>
+              <w:tab/>
+            </w:r>
+            <w:r>
+              <w:rPr>
+                <w:noProof/>
+                <w:webHidden/>
+              </w:rPr>
+              <w:fldChar w:fldCharType="begin"/>
+            </w:r>
+            <w:r>
+              <w:rPr>
+                <w:noProof/>
+                <w:webHidden/>
+              </w:rPr>
+              <w:instrText xml:space="preserve"> PAGEREF _Toc242192475 \h </w:instrText>
+            </w:r>
+            <w:r>
+              <w:rPr>
+                <w:noProof/>
+                <w:webHidden/>
+              </w:rPr>
+            </w:r>
+            <w:r>
+              <w:rPr>
+                <w:noProof/>
+                <w:webHidden/>
+              </w:rPr>
+              <w:fldChar w:fldCharType="separate"/>
+            </w:r>
+            <w:r>
+              <w:rPr>
+                <w:noProof/>
+                <w:webHidden/>
+              </w:rPr>
+              <w:t>3</w:t>
+            </w:r>
+            <w:r>
+              <w:rPr>
+                <w:noProof/>
+                <w:webHidden/>
+              </w:rPr>
+              <w:fldChar w:fldCharType="end"/>
+            </w:r>
+          </w:hyperlink>
+        </w:p>
+        <w:p>
+          <w:pPr>
+            <w:pStyle w:val="TJ2"/>
+            <w:tabs>
+              <w:tab w:val="left" w:pos="880"/>
+              <w:tab w:val="right" w:leader="dot" w:pos="9344"/>
+            </w:tabs>
+            <w:rPr>
+              <w:rFonts w:asciiTheme="minorHAnsi" w:eastAsiaTheme="minorEastAsia" w:hAnsiTheme="minorHAnsi" w:cstheme="minorBidi"/>
+              <w:noProof/>
+              <w:color w:val="auto"/>
+              <w:sz w:val="22"/>
+              <w:szCs w:val="22"/>
+              <w:lang w:eastAsia="hu-HU"/>
+            </w:rPr>
+          </w:pPr>
+          <w:hyperlink w:anchor="_Toc242192476" w:history="1">
+            <w:r>
+              <w:rPr>
+                <w:rStyle w:val="Hiperhivatkozs"/>
+                <w:noProof/>
+              </w:rPr>
+              <w:t>1.2</w:t>
+            </w:r>
+            <w:r>
+              <w:rPr>
+                <w:rFonts w:asciiTheme="minorHAnsi" w:eastAsiaTheme="minorEastAsia" w:hAnsiTheme="minorHAnsi" w:cstheme="minorBidi"/>
+                <w:noProof/>
+                <w:color w:val="auto"/>
+                <w:sz w:val="22"/>
+                <w:szCs w:val="22"/>
+                <w:lang w:eastAsia="hu-HU"/>
+              </w:rPr>
+              <w:tab/>
+            </w:r>
+            <w:r>
+              <w:rPr>
+                <w:rStyle w:val="Hiperhivatkozs"/>
+                <w:noProof/>
+              </w:rPr>
+              <w:t>UI Interakció:</w:t>
+            </w:r>
+            <w:r>
+              <w:rPr>
+                <w:noProof/>
+                <w:webHidden/>
+              </w:rPr>
+              <w:tab/>
+            </w:r>
+            <w:r>
+              <w:rPr>
+                <w:noProof/>
+                <w:webHidden/>
+              </w:rPr>
+              <w:fldChar w:fldCharType="begin"/>
+            </w:r>
+            <w:r>
+              <w:rPr>
+                <w:noProof/>
+                <w:webHidden/>
+              </w:rPr>
+              <w:instrText xml:space="preserve"> PAGEREF _Toc242192476 \h </w:instrText>
+            </w:r>
+            <w:r>
+              <w:rPr>
+                <w:noProof/>
+                <w:webHidden/>
+              </w:rPr>
+            </w:r>
+            <w:r>
+              <w:rPr>
+                <w:noProof/>
+                <w:webHidden/>
+              </w:rPr>
+              <w:fldChar w:fldCharType="separate"/>
+            </w:r>
+            <w:r>
+              <w:rPr>
+                <w:noProof/>
+                <w:webHidden/>
+              </w:rPr>
+              <w:t>3</w:t>
+            </w:r>
+            <w:r>
+              <w:rPr>
+                <w:noProof/>
+                <w:webHidden/>
+              </w:rPr>
+              <w:fldChar w:fldCharType="end"/>
+            </w:r>
+          </w:hyperlink>
+        </w:p>
+        <w:p>
+          <w:pPr>
+            <w:pStyle w:val="TJ2"/>
+            <w:tabs>
+              <w:tab w:val="left" w:pos="880"/>
+              <w:tab w:val="right" w:leader="dot" w:pos="9344"/>
+            </w:tabs>
+            <w:rPr>
+              <w:rFonts w:asciiTheme="minorHAnsi" w:eastAsiaTheme="minorEastAsia" w:hAnsiTheme="minorHAnsi" w:cstheme="minorBidi"/>
+              <w:noProof/>
+              <w:color w:val="auto"/>
+              <w:sz w:val="22"/>
+              <w:szCs w:val="22"/>
+              <w:lang w:eastAsia="hu-HU"/>
+            </w:rPr>
+          </w:pPr>
+          <w:hyperlink w:anchor="_Toc242192477" w:history="1">
+            <w:r>
+              <w:rPr>
+                <w:rStyle w:val="Hiperhivatkozs"/>
+                <w:noProof/>
+              </w:rPr>
+              <w:t>1.3</w:t>
+            </w:r>
+            <w:r>
+              <w:rPr>
+                <w:rFonts w:asciiTheme="minorHAnsi" w:eastAsiaTheme="minorEastAsia" w:hAnsiTheme="minorHAnsi" w:cstheme="minorBidi"/>
+                <w:noProof/>
+                <w:color w:val="auto"/>
+                <w:sz w:val="22"/>
+                <w:szCs w:val="22"/>
+                <w:lang w:eastAsia="hu-HU"/>
+              </w:rPr>
+              <w:tab/>
+            </w:r>
+            <w:r>
+              <w:rPr>
+                <w:rStyle w:val="Hiperhivatkozs"/>
+                <w:noProof/>
+              </w:rPr>
+              <w:t>Bemenet:</w:t>
+            </w:r>
+            <w:r>
+              <w:rPr>
+                <w:noProof/>
+                <w:webHidden/>
+              </w:rPr>
+              <w:tab/>
+            </w:r>
+            <w:r>
+              <w:rPr>
+                <w:noProof/>
+                <w:webHidden/>
+              </w:rPr>
+              <w:fldChar w:fldCharType="begin"/>
+            </w:r>
+            <w:r>
+              <w:rPr>
+                <w:noProof/>
+                <w:webHidden/>
+              </w:rPr>
+              <w:instrText xml:space="preserve"> PAGEREF _Toc242192477 \h </w:instrText>
+            </w:r>
+            <w:r>
+              <w:rPr>
+                <w:noProof/>
+                <w:webHidden/>
+              </w:rPr>
+            </w:r>
+            <w:r>
+              <w:rPr>
+                <w:noProof/>
+                <w:webHidden/>
+              </w:rPr>
+              <w:fldChar w:fldCharType="separate"/>
+            </w:r>
+            <w:r>
+              <w:rPr>
+                <w:noProof/>
+                <w:webHidden/>
+              </w:rPr>
+              <w:t>3</w:t>
+            </w:r>
+            <w:r>
+              <w:rPr>
+                <w:noProof/>
+                <w:webHidden/>
+              </w:rPr>
+              <w:fldChar w:fldCharType="end"/>
+            </w:r>
+          </w:hyperlink>
+        </w:p>
+        <w:p>
+          <w:pPr>
+            <w:pStyle w:val="TJ2"/>
+            <w:tabs>
+              <w:tab w:val="left" w:pos="880"/>
+              <w:tab w:val="right" w:leader="dot" w:pos="9344"/>
+            </w:tabs>
+            <w:rPr>
+              <w:rFonts w:asciiTheme="minorHAnsi" w:eastAsiaTheme="minorEastAsia" w:hAnsiTheme="minorHAnsi" w:cstheme="minorBidi"/>
+              <w:noProof/>
+              <w:color w:val="auto"/>
+              <w:sz w:val="22"/>
+              <w:szCs w:val="22"/>
+              <w:lang w:eastAsia="hu-HU"/>
+            </w:rPr>
+          </w:pPr>
+          <w:hyperlink w:anchor="_Toc242192478" w:history="1">
+            <w:r>
+              <w:rPr>
+                <w:rStyle w:val="Hiperhivatkozs"/>
+                <w:noProof/>
+              </w:rPr>
+              <w:t>1.4</w:t>
+            </w:r>
+            <w:r>
+              <w:rPr>
+                <w:rFonts w:asciiTheme="minorHAnsi" w:eastAsiaTheme="minorEastAsia" w:hAnsiTheme="minorHAnsi" w:cstheme="minorBidi"/>
+                <w:noProof/>
+                <w:color w:val="auto"/>
+                <w:sz w:val="22"/>
+                <w:szCs w:val="22"/>
+                <w:lang w:eastAsia="hu-HU"/>
+              </w:rPr>
+              <w:tab/>
+            </w:r>
+            <w:r>
+              <w:rPr>
+                <w:rStyle w:val="Hiperhivatkozs"/>
+                <w:noProof/>
+              </w:rPr>
+              <w:t>Kimenet:</w:t>
+            </w:r>
+            <w:r>
+              <w:rPr>
+                <w:noProof/>
+                <w:webHidden/>
+              </w:rPr>
+              <w:tab/>
+            </w:r>
+            <w:r>
+              <w:rPr>
+                <w:noProof/>
+                <w:webHidden/>
+              </w:rPr>
+              <w:fldChar w:fldCharType="begin"/>
+            </w:r>
+            <w:r>
+              <w:rPr>
+                <w:noProof/>
+                <w:webHidden/>
+              </w:rPr>
+              <w:instrText xml:space="preserve"> PAGEREF _Toc242192478 \h </w:instrText>
+            </w:r>
+            <w:r>
+              <w:rPr>
+                <w:noProof/>
+                <w:webHidden/>
+              </w:rPr>
+            </w:r>
+            <w:r>
+              <w:rPr>
+                <w:noProof/>
+                <w:webHidden/>
+              </w:rPr>
+              <w:fldChar w:fldCharType="separate"/>
+            </w:r>
+            <w:r>
+              <w:rPr>
+                <w:noProof/>
+                <w:webHidden/>
+              </w:rPr>
+              <w:t>3</w:t>
+            </w:r>
+            <w:r>
+              <w:rPr>
+                <w:noProof/>
+                <w:webHidden/>
+              </w:rPr>
+              <w:fldChar w:fldCharType="end"/>
+            </w:r>
+          </w:hyperlink>
+        </w:p>
+        <w:p>
+          <w:pPr>
+            <w:pStyle w:val="TJ2"/>
+            <w:tabs>
+              <w:tab w:val="left" w:pos="880"/>
+              <w:tab w:val="right" w:leader="dot" w:pos="9344"/>
+            </w:tabs>
+            <w:rPr>
+              <w:rFonts w:asciiTheme="minorHAnsi" w:eastAsiaTheme="minorEastAsia" w:hAnsiTheme="minorHAnsi" w:cstheme="minorBidi"/>
+              <w:noProof/>
+              <w:color w:val="auto"/>
+              <w:sz w:val="22"/>
+              <w:szCs w:val="22"/>
+              <w:lang w:eastAsia="hu-HU"/>
+            </w:rPr>
+          </w:pPr>
+          <w:hyperlink w:anchor="_Toc242192479" w:history="1">
+            <w:r>
+              <w:rPr>
+                <w:rStyle w:val="Hiperhivatkozs"/>
+                <w:noProof/>
+              </w:rPr>
+              <w:t>1.5</w:t>
+            </w:r>
+            <w:r>
+              <w:rPr>
+                <w:rFonts w:asciiTheme="minorHAnsi" w:eastAsiaTheme="minorEastAsia" w:hAnsiTheme="minorHAnsi" w:cstheme="minorBidi"/>
+                <w:noProof/>
+                <w:color w:val="auto"/>
+                <w:sz w:val="22"/>
+                <w:szCs w:val="22"/>
+                <w:lang w:eastAsia="hu-HU"/>
+              </w:rPr>
+              <w:tab/>
+            </w:r>
+            <w:r>
+              <w:rPr>
+                <w:rStyle w:val="Hiperhivatkozs"/>
+                <w:noProof/>
+              </w:rPr>
+              <w:t>Eljárás:</w:t>
+            </w:r>
+            <w:r>
+              <w:rPr>
+                <w:noProof/>
+                <w:webHidden/>
+              </w:rPr>
+              <w:tab/>
+            </w:r>
+            <w:r>
+              <w:rPr>
+                <w:noProof/>
+                <w:webHidden/>
+              </w:rPr>
+              <w:fldChar w:fldCharType="begin"/>
+            </w:r>
+            <w:r>
+              <w:rPr>
+                <w:noProof/>
+                <w:webHidden/>
+              </w:rPr>
+              <w:instrText xml:space="preserve"> PAGEREF _Toc242192479 \h </w:instrText>
+            </w:r>
+            <w:r>
+              <w:rPr>
+                <w:noProof/>
+                <w:webHidden/>
+              </w:rPr>
+            </w:r>
+            <w:r>
+              <w:rPr>
+                <w:noProof/>
+                <w:webHidden/>
+              </w:rPr>
+              <w:fldChar w:fldCharType="separate"/>
+            </w:r>
+            <w:r>
+              <w:rPr>
+                <w:noProof/>
+                <w:webHidden/>
+              </w:rPr>
+              <w:t>3</w:t>
+            </w:r>
+            <w:r>
+              <w:rPr>
+                <w:noProof/>
+                <w:webHidden/>
+              </w:rPr>
+              <w:fldChar w:fldCharType="end"/>
+            </w:r>
+          </w:hyperlink>
+        </w:p>
+        <w:p>
+          <w:pPr>
+            <w:pStyle w:val="TJ1"/>
+            <w:tabs>
+              <w:tab w:val="left" w:pos="440"/>
+              <w:tab w:val="right" w:leader="dot" w:pos="9344"/>
+            </w:tabs>
+            <w:rPr>
+              <w:rFonts w:asciiTheme="minorHAnsi" w:eastAsiaTheme="minorEastAsia" w:hAnsiTheme="minorHAnsi" w:cstheme="minorBidi"/>
+              <w:noProof/>
+              <w:color w:val="auto"/>
+              <w:sz w:val="22"/>
+              <w:szCs w:val="22"/>
+              <w:lang w:eastAsia="hu-HU"/>
+            </w:rPr>
+          </w:pPr>
+          <w:hyperlink w:anchor="_Toc242192480" w:history="1">
+            <w:r>
+              <w:rPr>
+                <w:rStyle w:val="Hiperhivatkozs"/>
+                <w:noProof/>
+              </w:rPr>
+              <w:t>2.</w:t>
+            </w:r>
+            <w:r>
+              <w:rPr>
+                <w:rFonts w:asciiTheme="minorHAnsi" w:eastAsiaTheme="minorEastAsia" w:hAnsiTheme="minorHAnsi" w:cstheme="minorBidi"/>
+                <w:noProof/>
+                <w:color w:val="auto"/>
+                <w:sz w:val="22"/>
+                <w:szCs w:val="22"/>
+                <w:lang w:eastAsia="hu-HU"/>
+              </w:rPr>
+              <w:tab/>
+            </w:r>
+            <w:r>
+              <w:rPr>
+                <w:rStyle w:val="Hiperhivatkozs"/>
+                <w:noProof/>
+              </w:rPr>
+              <w:t>Bejelentkezés (login)</w:t>
+            </w:r>
+            <w:r>
+              <w:rPr>
+                <w:noProof/>
+                <w:webHidden/>
+              </w:rPr>
+              <w:tab/>
+            </w:r>
+            <w:r>
+              <w:rPr>
+                <w:noProof/>
+                <w:webHidden/>
+              </w:rPr>
+              <w:fldChar w:fldCharType="begin"/>
+            </w:r>
+            <w:r>
+              <w:rPr>
+                <w:noProof/>
+                <w:webHidden/>
+              </w:rPr>
+              <w:instrText xml:space="preserve"> PAGEREF _Toc242192480 \h </w:instrText>
+            </w:r>
+            <w:r>
+              <w:rPr>
+                <w:noProof/>
+                <w:webHidden/>
+              </w:rPr>
+            </w:r>
+            <w:r>
+              <w:rPr>
+                <w:noProof/>
+                <w:webHidden/>
+              </w:rPr>
+              <w:fldChar w:fldCharType="separate"/>
+            </w:r>
+            <w:r>
+              <w:rPr>
+                <w:noProof/>
+                <w:webHidden/>
+              </w:rPr>
+              <w:t>4</w:t>
+            </w:r>
+            <w:r>
+              <w:rPr>
+                <w:noProof/>
+                <w:webHidden/>
+              </w:rPr>
+              <w:fldChar w:fldCharType="end"/>
+            </w:r>
+          </w:hyperlink>
+        </w:p>
+        <w:p>
+          <w:pPr>
+            <w:pStyle w:val="TJ2"/>
+            <w:tabs>
+              <w:tab w:val="left" w:pos="880"/>
+              <w:tab w:val="right" w:leader="dot" w:pos="9344"/>
+            </w:tabs>
+            <w:rPr>
+              <w:rFonts w:asciiTheme="minorHAnsi" w:eastAsiaTheme="minorEastAsia" w:hAnsiTheme="minorHAnsi" w:cstheme="minorBidi"/>
+              <w:noProof/>
+              <w:color w:val="auto"/>
+              <w:sz w:val="22"/>
+              <w:szCs w:val="22"/>
+              <w:lang w:eastAsia="hu-HU"/>
+            </w:rPr>
+          </w:pPr>
+          <w:hyperlink w:anchor="_Toc242192481" w:history="1">
+            <w:r>
+              <w:rPr>
+                <w:rStyle w:val="Hiperhivatkozs"/>
+                <w:noProof/>
+              </w:rPr>
+              <w:t>2.1</w:t>
+            </w:r>
+            <w:r>
+              <w:rPr>
+                <w:rFonts w:asciiTheme="minorHAnsi" w:eastAsiaTheme="minorEastAsia" w:hAnsiTheme="minorHAnsi" w:cstheme="minorBidi"/>
+                <w:noProof/>
+                <w:color w:val="auto"/>
+                <w:sz w:val="22"/>
+                <w:szCs w:val="22"/>
+                <w:lang w:eastAsia="hu-HU"/>
+              </w:rPr>
+              <w:tab/>
+            </w:r>
+            <w:r>
+              <w:rPr>
+                <w:rStyle w:val="Hiperhivatkozs"/>
+                <w:noProof/>
+              </w:rPr>
+              <w:t>Cél:</w:t>
+            </w:r>
+            <w:r>
+              <w:rPr>
+                <w:noProof/>
+                <w:webHidden/>
+              </w:rPr>
+              <w:tab/>
+            </w:r>
+            <w:r>
+              <w:rPr>
+                <w:noProof/>
+                <w:webHidden/>
+              </w:rPr>
+              <w:fldChar w:fldCharType="begin"/>
+            </w:r>
+            <w:r>
+              <w:rPr>
+                <w:noProof/>
+                <w:webHidden/>
+              </w:rPr>
+              <w:instrText xml:space="preserve"> PAGEREF _Toc242192481 \h </w:instrText>
+            </w:r>
+            <w:r>
+              <w:rPr>
+                <w:noProof/>
+                <w:webHidden/>
+              </w:rPr>
+            </w:r>
+            <w:r>
+              <w:rPr>
+                <w:noProof/>
+                <w:webHidden/>
+              </w:rPr>
+              <w:fldChar w:fldCharType="separate"/>
+            </w:r>
+            <w:r>
+              <w:rPr>
+                <w:noProof/>
+                <w:webHidden/>
+              </w:rPr>
+              <w:t>4</w:t>
+            </w:r>
+            <w:r>
+              <w:rPr>
+                <w:noProof/>
+                <w:webHidden/>
+              </w:rPr>
+              <w:fldChar w:fldCharType="end"/>
+            </w:r>
+          </w:hyperlink>
+        </w:p>
+        <w:p>
+          <w:pPr>
+            <w:pStyle w:val="TJ2"/>
+            <w:tabs>
+              <w:tab w:val="left" w:pos="880"/>
+              <w:tab w:val="right" w:leader="dot" w:pos="9344"/>
+            </w:tabs>
+            <w:rPr>
+              <w:rFonts w:asciiTheme="minorHAnsi" w:eastAsiaTheme="minorEastAsia" w:hAnsiTheme="minorHAnsi" w:cstheme="minorBidi"/>
+              <w:noProof/>
+              <w:color w:val="auto"/>
+              <w:sz w:val="22"/>
+              <w:szCs w:val="22"/>
+              <w:lang w:eastAsia="hu-HU"/>
+            </w:rPr>
+          </w:pPr>
+          <w:hyperlink w:anchor="_Toc242192482" w:history="1">
+            <w:r>
+              <w:rPr>
+                <w:rStyle w:val="Hiperhivatkozs"/>
+                <w:noProof/>
+              </w:rPr>
+              <w:t>2.2</w:t>
+            </w:r>
+            <w:r>
+              <w:rPr>
+                <w:rFonts w:asciiTheme="minorHAnsi" w:eastAsiaTheme="minorEastAsia" w:hAnsiTheme="minorHAnsi" w:cstheme="minorBidi"/>
+                <w:noProof/>
+                <w:color w:val="auto"/>
+                <w:sz w:val="22"/>
+                <w:szCs w:val="22"/>
+                <w:lang w:eastAsia="hu-HU"/>
+              </w:rPr>
+              <w:tab/>
+            </w:r>
+            <w:r>
+              <w:rPr>
+                <w:rStyle w:val="Hiperhivatkozs"/>
+                <w:noProof/>
+              </w:rPr>
+              <w:t>UI interakció:</w:t>
+            </w:r>
+            <w:r>
+              <w:rPr>
+                <w:noProof/>
+                <w:webHidden/>
+              </w:rPr>
+              <w:tab/>
+            </w:r>
+            <w:r>
+              <w:rPr>
+                <w:noProof/>
+                <w:webHidden/>
+              </w:rPr>
+              <w:fldChar w:fldCharType="begin"/>
+            </w:r>
+            <w:r>
+              <w:rPr>
+                <w:noProof/>
+                <w:webHidden/>
+              </w:rPr>
+              <w:instrText xml:space="preserve"> PAGEREF _Toc242192482 \h </w:instrText>
+            </w:r>
+            <w:r>
+              <w:rPr>
+                <w:noProof/>
+                <w:webHidden/>
+              </w:rPr>
+            </w:r>
+            <w:r>
+              <w:rPr>
+                <w:noProof/>
+                <w:webHidden/>
+              </w:rPr>
+              <w:fldChar w:fldCharType="separate"/>
+            </w:r>
+            <w:r>
+              <w:rPr>
+                <w:noProof/>
+                <w:webHidden/>
+              </w:rPr>
+              <w:t>4</w:t>
+            </w:r>
+            <w:r>
+              <w:rPr>
+                <w:noProof/>
+                <w:webHidden/>
+              </w:rPr>
+              <w:fldChar w:fldCharType="end"/>
+            </w:r>
+          </w:hyperlink>
+        </w:p>
+        <w:p>
+          <w:pPr>
+            <w:pStyle w:val="TJ1"/>
+            <w:tabs>
+              <w:tab w:val="right" w:leader="dot" w:pos="9344"/>
+            </w:tabs>
+            <w:rPr>
+              <w:rFonts w:asciiTheme="minorHAnsi" w:eastAsiaTheme="minorEastAsia" w:hAnsiTheme="minorHAnsi" w:cstheme="minorBidi"/>
+              <w:noProof/>
+              <w:color w:val="auto"/>
+              <w:sz w:val="22"/>
+              <w:szCs w:val="22"/>
+              <w:lang w:eastAsia="hu-HU"/>
+            </w:rPr>
+          </w:pPr>
+          <w:hyperlink w:anchor="_Toc242192483" w:history="1">
+            <w:r>
+              <w:rPr>
+                <w:rStyle w:val="Hiperhivatkozs"/>
+                <w:noProof/>
+              </w:rPr>
+              <w:t>3.</w:t>
+            </w:r>
+            <w:r>
+              <w:rPr>
+                <w:noProof/>
+                <w:webHidden/>
+              </w:rPr>
+              <w:tab/>
+            </w:r>
+            <w:r>
+              <w:rPr>
+                <w:noProof/>
+                <w:webHidden/>
+              </w:rPr>
+              <w:fldChar w:fldCharType="begin"/>
+            </w:r>
+            <w:r>
+              <w:rPr>
+                <w:noProof/>
+                <w:webHidden/>
+              </w:rPr>
+              <w:instrText xml:space="preserve"> PAGEREF _Toc242192483 \h </w:instrText>
+            </w:r>
+            <w:r>
+              <w:rPr>
+                <w:noProof/>
+                <w:webHidden/>
+              </w:rPr>
+            </w:r>
+            <w:r>
+              <w:rPr>
+                <w:noProof/>
+                <w:webHidden/>
+              </w:rPr>
+              <w:fldChar w:fldCharType="separate"/>
+            </w:r>
+            <w:r>
+              <w:rPr>
+                <w:noProof/>
+                <w:webHidden/>
+              </w:rPr>
+              <w:t>5</w:t>
             </w:r>
             <w:r>
               <w:rPr>
@@ -505,20 +1314,12 @@
     </w:p>
     <w:p>
       <w:pPr>
-        <w:rPr>
-          <w:b/>
-          <w:bCs/>
-        </w:rPr>
-      </w:pPr>
-    </w:p>
-    <w:p>
-      <w:pPr>
         <w:pStyle w:val="Cmsor1"/>
       </w:pPr>
-      <w:bookmarkStart w:id="0" w:name="_Toc242179368"/>
+      <w:bookmarkStart w:id="0" w:name="_Toc242192474"/>
       <w:r>
         <w:lastRenderedPageBreak/>
-        <w:t>Registztráció (Register)</w:t>
+        <w:t>Regisztráció (Register)</w:t>
       </w:r>
       <w:bookmarkEnd w:id="0"/>
     </w:p>
@@ -526,8 +1327,13 @@
       <w:pPr>
         <w:pStyle w:val="Cmsor2"/>
       </w:pPr>
-      <w:r>
-        <w:t xml:space="preserve">Cél: </w:t>
+      <w:bookmarkStart w:id="1" w:name="_Toc242192475"/>
+      <w:r>
+        <w:t>Cél:</w:t>
+      </w:r>
+      <w:bookmarkEnd w:id="1"/>
+      <w:r>
+        <w:t xml:space="preserve"> </w:t>
       </w:r>
     </w:p>
     <w:p>
@@ -542,9 +1348,11 @@
       <w:pPr>
         <w:pStyle w:val="Cmsor2"/>
       </w:pPr>
+      <w:bookmarkStart w:id="2" w:name="_Toc242192476"/>
       <w:r>
         <w:t>UI Interakció:</w:t>
       </w:r>
+      <w:bookmarkEnd w:id="2"/>
     </w:p>
     <w:p>
       <w:pPr>
@@ -727,9 +1535,11 @@
       <w:pPr>
         <w:pStyle w:val="Cmsor2"/>
       </w:pPr>
+      <w:bookmarkStart w:id="3" w:name="_Toc242192477"/>
       <w:r>
         <w:t>Bemenet:</w:t>
       </w:r>
+      <w:bookmarkEnd w:id="3"/>
     </w:p>
     <w:p>
       <w:pPr>
@@ -743,9 +1553,11 @@
       <w:pPr>
         <w:pStyle w:val="Cmsor2"/>
       </w:pPr>
+      <w:bookmarkStart w:id="4" w:name="_Toc242192478"/>
       <w:r>
         <w:t>Kimenet:</w:t>
       </w:r>
+      <w:bookmarkEnd w:id="4"/>
     </w:p>
     <w:p>
       <w:pPr>
@@ -759,12 +1571,14 @@
       <w:pPr>
         <w:pStyle w:val="Cmsor2"/>
       </w:pPr>
+      <w:bookmarkStart w:id="5" w:name="_Toc242192479"/>
       <w:r>
         <w:t>Eljárás</w:t>
       </w:r>
       <w:r>
         <w:t>:</w:t>
       </w:r>
+      <w:bookmarkEnd w:id="5"/>
     </w:p>
     <w:p>
       <w:pPr>
@@ -775,7 +1589,13 @@
         </w:numPr>
       </w:pPr>
       <w:r>
-        <w:t>Ellenörzi a kötelező mézők (Név, Jelszó, E-mail cím, Telefonszám, Születési dátum) helyességét.</w:t>
+        <w:t>Ellen</w:t>
+      </w:r>
+      <w:r>
+        <w:t>ő</w:t>
+      </w:r>
+      <w:r>
+        <w:t>rzi a kötelező mézők (Név, Jelszó, E-mail cím, Telefonszám, Születési dátum) helyességét.</w:t>
       </w:r>
     </w:p>
     <w:p>
@@ -787,7 +1607,13 @@
         </w:numPr>
       </w:pPr>
       <w:r>
-        <w:t>Ellenörzi, hogy az e-mail valid-e és nem szerepel-e még az adatbázisban.</w:t>
+        <w:t>Ellen</w:t>
+      </w:r>
+      <w:r>
+        <w:t>ő</w:t>
+      </w:r>
+      <w:r>
+        <w:t>rzi, hogy az e-mail valid-e és nem szerepel-e még az adatbázisban.</w:t>
       </w:r>
     </w:p>
     <w:p>
@@ -864,10 +1690,12 @@
       <w:pPr>
         <w:pStyle w:val="Cmsor1"/>
       </w:pPr>
+      <w:bookmarkStart w:id="6" w:name="_Toc242192480"/>
       <w:r>
         <w:lastRenderedPageBreak/>
         <w:t>Bejelentkezés (login)</w:t>
       </w:r>
+      <w:bookmarkEnd w:id="6"/>
     </w:p>
     <w:p>
       <w:pPr>
@@ -883,6 +1711,7 @@
         </w:tabs>
         <w:ind w:left="993"/>
       </w:pPr>
+      <w:bookmarkStart w:id="7" w:name="_Toc242192481"/>
       <w:r>
         <w:t>2</w:t>
       </w:r>
@@ -893,6 +1722,7 @@
         <w:tab/>
         <w:t>Cél:</w:t>
       </w:r>
+      <w:bookmarkEnd w:id="7"/>
     </w:p>
     <w:p>
       <w:r>
@@ -911,9 +1741,11 @@
           <w:numId w:val="34"/>
         </w:numPr>
       </w:pPr>
+      <w:bookmarkStart w:id="8" w:name="_Toc242192482"/>
       <w:r>
         <w:t>UI interakció:</w:t>
       </w:r>
+      <w:bookmarkEnd w:id="8"/>
     </w:p>
     <w:p>
       <w:pPr>
@@ -932,6 +1764,8 @@
         <w:pStyle w:val="Cmsor1"/>
         <w:ind w:left="0" w:firstLine="0"/>
       </w:pPr>
+      <w:bookmarkStart w:id="9" w:name="_Toc242192483"/>
+      <w:bookmarkEnd w:id="9"/>
     </w:p>
     <w:p>
       <w:pPr>
@@ -5491,6 +6325,7 @@
   <w:style w:type="character" w:default="1" w:styleId="Bekezdsalapbettpusa">
     <w:name w:val="Default Paragraph Font"/>
     <w:uiPriority w:val="1"/>
+    <w:semiHidden/>
     <w:unhideWhenUsed/>
   </w:style>
   <w:style w:type="table" w:default="1" w:styleId="Normltblzat">

--- a/Algoritmus/KalandBörze_Algoritmus.docx
+++ b/Algoritmus/KalandBörze_Algoritmus.docx
@@ -266,7 +266,7 @@
           <w:r>
             <w:fldChar w:fldCharType="separate"/>
           </w:r>
-          <w:hyperlink w:anchor="_Toc242192474" w:history="1">
+          <w:hyperlink w:anchor="_Toc242179368" w:history="1">
             <w:r>
               <w:rPr>
                 <w:rStyle w:val="Hiperhivatkozs"/>
@@ -311,7 +311,7 @@
                 <w:noProof/>
                 <w:webHidden/>
               </w:rPr>
-              <w:instrText xml:space="preserve"> PAGEREF _Toc242192474 \h </w:instrText>
+              <w:instrText xml:space="preserve"> PAGEREF _Toc242179368 \h </w:instrText>
             </w:r>
             <w:r>
               <w:rPr>
@@ -331,816 +331,7 @@
                 <w:noProof/>
                 <w:webHidden/>
               </w:rPr>
-              <w:t>3</w:t>
-            </w:r>
-            <w:r>
-              <w:rPr>
-                <w:noProof/>
-                <w:webHidden/>
-              </w:rPr>
-              <w:fldChar w:fldCharType="end"/>
-            </w:r>
-          </w:hyperlink>
-        </w:p>
-        <w:p>
-          <w:pPr>
-            <w:pStyle w:val="TJ2"/>
-            <w:tabs>
-              <w:tab w:val="left" w:pos="880"/>
-              <w:tab w:val="right" w:leader="dot" w:pos="9344"/>
-            </w:tabs>
-            <w:rPr>
-              <w:rFonts w:asciiTheme="minorHAnsi" w:eastAsiaTheme="minorEastAsia" w:hAnsiTheme="minorHAnsi" w:cstheme="minorBidi"/>
-              <w:noProof/>
-              <w:color w:val="auto"/>
-              <w:sz w:val="22"/>
-              <w:szCs w:val="22"/>
-              <w:lang w:eastAsia="hu-HU"/>
-            </w:rPr>
-          </w:pPr>
-          <w:hyperlink w:anchor="_Toc242192475" w:history="1">
-            <w:r>
-              <w:rPr>
-                <w:rStyle w:val="Hiperhivatkozs"/>
-                <w:noProof/>
-              </w:rPr>
-              <w:t>1.1</w:t>
-            </w:r>
-            <w:r>
-              <w:rPr>
-                <w:rFonts w:asciiTheme="minorHAnsi" w:eastAsiaTheme="minorEastAsia" w:hAnsiTheme="minorHAnsi" w:cstheme="minorBidi"/>
-                <w:noProof/>
-                <w:color w:val="auto"/>
-                <w:sz w:val="22"/>
-                <w:szCs w:val="22"/>
-                <w:lang w:eastAsia="hu-HU"/>
-              </w:rPr>
-              <w:tab/>
-            </w:r>
-            <w:r>
-              <w:rPr>
-                <w:rStyle w:val="Hiperhivatkozs"/>
-                <w:noProof/>
-              </w:rPr>
-              <w:t>Cél:</w:t>
-            </w:r>
-            <w:r>
-              <w:rPr>
-                <w:noProof/>
-                <w:webHidden/>
-              </w:rPr>
-              <w:tab/>
-            </w:r>
-            <w:r>
-              <w:rPr>
-                <w:noProof/>
-                <w:webHidden/>
-              </w:rPr>
-              <w:fldChar w:fldCharType="begin"/>
-            </w:r>
-            <w:r>
-              <w:rPr>
-                <w:noProof/>
-                <w:webHidden/>
-              </w:rPr>
-              <w:instrText xml:space="preserve"> PAGEREF _Toc242192475 \h </w:instrText>
-            </w:r>
-            <w:r>
-              <w:rPr>
-                <w:noProof/>
-                <w:webHidden/>
-              </w:rPr>
-            </w:r>
-            <w:r>
-              <w:rPr>
-                <w:noProof/>
-                <w:webHidden/>
-              </w:rPr>
-              <w:fldChar w:fldCharType="separate"/>
-            </w:r>
-            <w:r>
-              <w:rPr>
-                <w:noProof/>
-                <w:webHidden/>
-              </w:rPr>
-              <w:t>3</w:t>
-            </w:r>
-            <w:r>
-              <w:rPr>
-                <w:noProof/>
-                <w:webHidden/>
-              </w:rPr>
-              <w:fldChar w:fldCharType="end"/>
-            </w:r>
-          </w:hyperlink>
-        </w:p>
-        <w:p>
-          <w:pPr>
-            <w:pStyle w:val="TJ2"/>
-            <w:tabs>
-              <w:tab w:val="left" w:pos="880"/>
-              <w:tab w:val="right" w:leader="dot" w:pos="9344"/>
-            </w:tabs>
-            <w:rPr>
-              <w:rFonts w:asciiTheme="minorHAnsi" w:eastAsiaTheme="minorEastAsia" w:hAnsiTheme="minorHAnsi" w:cstheme="minorBidi"/>
-              <w:noProof/>
-              <w:color w:val="auto"/>
-              <w:sz w:val="22"/>
-              <w:szCs w:val="22"/>
-              <w:lang w:eastAsia="hu-HU"/>
-            </w:rPr>
-          </w:pPr>
-          <w:hyperlink w:anchor="_Toc242192476" w:history="1">
-            <w:r>
-              <w:rPr>
-                <w:rStyle w:val="Hiperhivatkozs"/>
-                <w:noProof/>
-              </w:rPr>
-              <w:t>1.2</w:t>
-            </w:r>
-            <w:r>
-              <w:rPr>
-                <w:rFonts w:asciiTheme="minorHAnsi" w:eastAsiaTheme="minorEastAsia" w:hAnsiTheme="minorHAnsi" w:cstheme="minorBidi"/>
-                <w:noProof/>
-                <w:color w:val="auto"/>
-                <w:sz w:val="22"/>
-                <w:szCs w:val="22"/>
-                <w:lang w:eastAsia="hu-HU"/>
-              </w:rPr>
-              <w:tab/>
-            </w:r>
-            <w:r>
-              <w:rPr>
-                <w:rStyle w:val="Hiperhivatkozs"/>
-                <w:noProof/>
-              </w:rPr>
-              <w:t>UI Interakció:</w:t>
-            </w:r>
-            <w:r>
-              <w:rPr>
-                <w:noProof/>
-                <w:webHidden/>
-              </w:rPr>
-              <w:tab/>
-            </w:r>
-            <w:r>
-              <w:rPr>
-                <w:noProof/>
-                <w:webHidden/>
-              </w:rPr>
-              <w:fldChar w:fldCharType="begin"/>
-            </w:r>
-            <w:r>
-              <w:rPr>
-                <w:noProof/>
-                <w:webHidden/>
-              </w:rPr>
-              <w:instrText xml:space="preserve"> PAGEREF _Toc242192476 \h </w:instrText>
-            </w:r>
-            <w:r>
-              <w:rPr>
-                <w:noProof/>
-                <w:webHidden/>
-              </w:rPr>
-            </w:r>
-            <w:r>
-              <w:rPr>
-                <w:noProof/>
-                <w:webHidden/>
-              </w:rPr>
-              <w:fldChar w:fldCharType="separate"/>
-            </w:r>
-            <w:r>
-              <w:rPr>
-                <w:noProof/>
-                <w:webHidden/>
-              </w:rPr>
-              <w:t>3</w:t>
-            </w:r>
-            <w:r>
-              <w:rPr>
-                <w:noProof/>
-                <w:webHidden/>
-              </w:rPr>
-              <w:fldChar w:fldCharType="end"/>
-            </w:r>
-          </w:hyperlink>
-        </w:p>
-        <w:p>
-          <w:pPr>
-            <w:pStyle w:val="TJ2"/>
-            <w:tabs>
-              <w:tab w:val="left" w:pos="880"/>
-              <w:tab w:val="right" w:leader="dot" w:pos="9344"/>
-            </w:tabs>
-            <w:rPr>
-              <w:rFonts w:asciiTheme="minorHAnsi" w:eastAsiaTheme="minorEastAsia" w:hAnsiTheme="minorHAnsi" w:cstheme="minorBidi"/>
-              <w:noProof/>
-              <w:color w:val="auto"/>
-              <w:sz w:val="22"/>
-              <w:szCs w:val="22"/>
-              <w:lang w:eastAsia="hu-HU"/>
-            </w:rPr>
-          </w:pPr>
-          <w:hyperlink w:anchor="_Toc242192477" w:history="1">
-            <w:r>
-              <w:rPr>
-                <w:rStyle w:val="Hiperhivatkozs"/>
-                <w:noProof/>
-              </w:rPr>
-              <w:t>1.3</w:t>
-            </w:r>
-            <w:r>
-              <w:rPr>
-                <w:rFonts w:asciiTheme="minorHAnsi" w:eastAsiaTheme="minorEastAsia" w:hAnsiTheme="minorHAnsi" w:cstheme="minorBidi"/>
-                <w:noProof/>
-                <w:color w:val="auto"/>
-                <w:sz w:val="22"/>
-                <w:szCs w:val="22"/>
-                <w:lang w:eastAsia="hu-HU"/>
-              </w:rPr>
-              <w:tab/>
-            </w:r>
-            <w:r>
-              <w:rPr>
-                <w:rStyle w:val="Hiperhivatkozs"/>
-                <w:noProof/>
-              </w:rPr>
-              <w:t>Bemenet:</w:t>
-            </w:r>
-            <w:r>
-              <w:rPr>
-                <w:noProof/>
-                <w:webHidden/>
-              </w:rPr>
-              <w:tab/>
-            </w:r>
-            <w:r>
-              <w:rPr>
-                <w:noProof/>
-                <w:webHidden/>
-              </w:rPr>
-              <w:fldChar w:fldCharType="begin"/>
-            </w:r>
-            <w:r>
-              <w:rPr>
-                <w:noProof/>
-                <w:webHidden/>
-              </w:rPr>
-              <w:instrText xml:space="preserve"> PAGEREF _Toc242192477 \h </w:instrText>
-            </w:r>
-            <w:r>
-              <w:rPr>
-                <w:noProof/>
-                <w:webHidden/>
-              </w:rPr>
-            </w:r>
-            <w:r>
-              <w:rPr>
-                <w:noProof/>
-                <w:webHidden/>
-              </w:rPr>
-              <w:fldChar w:fldCharType="separate"/>
-            </w:r>
-            <w:r>
-              <w:rPr>
-                <w:noProof/>
-                <w:webHidden/>
-              </w:rPr>
-              <w:t>3</w:t>
-            </w:r>
-            <w:r>
-              <w:rPr>
-                <w:noProof/>
-                <w:webHidden/>
-              </w:rPr>
-              <w:fldChar w:fldCharType="end"/>
-            </w:r>
-          </w:hyperlink>
-        </w:p>
-        <w:p>
-          <w:pPr>
-            <w:pStyle w:val="TJ2"/>
-            <w:tabs>
-              <w:tab w:val="left" w:pos="880"/>
-              <w:tab w:val="right" w:leader="dot" w:pos="9344"/>
-            </w:tabs>
-            <w:rPr>
-              <w:rFonts w:asciiTheme="minorHAnsi" w:eastAsiaTheme="minorEastAsia" w:hAnsiTheme="minorHAnsi" w:cstheme="minorBidi"/>
-              <w:noProof/>
-              <w:color w:val="auto"/>
-              <w:sz w:val="22"/>
-              <w:szCs w:val="22"/>
-              <w:lang w:eastAsia="hu-HU"/>
-            </w:rPr>
-          </w:pPr>
-          <w:hyperlink w:anchor="_Toc242192478" w:history="1">
-            <w:r>
-              <w:rPr>
-                <w:rStyle w:val="Hiperhivatkozs"/>
-                <w:noProof/>
-              </w:rPr>
-              <w:t>1.4</w:t>
-            </w:r>
-            <w:r>
-              <w:rPr>
-                <w:rFonts w:asciiTheme="minorHAnsi" w:eastAsiaTheme="minorEastAsia" w:hAnsiTheme="minorHAnsi" w:cstheme="minorBidi"/>
-                <w:noProof/>
-                <w:color w:val="auto"/>
-                <w:sz w:val="22"/>
-                <w:szCs w:val="22"/>
-                <w:lang w:eastAsia="hu-HU"/>
-              </w:rPr>
-              <w:tab/>
-            </w:r>
-            <w:r>
-              <w:rPr>
-                <w:rStyle w:val="Hiperhivatkozs"/>
-                <w:noProof/>
-              </w:rPr>
-              <w:t>Kimenet:</w:t>
-            </w:r>
-            <w:r>
-              <w:rPr>
-                <w:noProof/>
-                <w:webHidden/>
-              </w:rPr>
-              <w:tab/>
-            </w:r>
-            <w:r>
-              <w:rPr>
-                <w:noProof/>
-                <w:webHidden/>
-              </w:rPr>
-              <w:fldChar w:fldCharType="begin"/>
-            </w:r>
-            <w:r>
-              <w:rPr>
-                <w:noProof/>
-                <w:webHidden/>
-              </w:rPr>
-              <w:instrText xml:space="preserve"> PAGEREF _Toc242192478 \h </w:instrText>
-            </w:r>
-            <w:r>
-              <w:rPr>
-                <w:noProof/>
-                <w:webHidden/>
-              </w:rPr>
-            </w:r>
-            <w:r>
-              <w:rPr>
-                <w:noProof/>
-                <w:webHidden/>
-              </w:rPr>
-              <w:fldChar w:fldCharType="separate"/>
-            </w:r>
-            <w:r>
-              <w:rPr>
-                <w:noProof/>
-                <w:webHidden/>
-              </w:rPr>
-              <w:t>3</w:t>
-            </w:r>
-            <w:r>
-              <w:rPr>
-                <w:noProof/>
-                <w:webHidden/>
-              </w:rPr>
-              <w:fldChar w:fldCharType="end"/>
-            </w:r>
-          </w:hyperlink>
-        </w:p>
-        <w:p>
-          <w:pPr>
-            <w:pStyle w:val="TJ2"/>
-            <w:tabs>
-              <w:tab w:val="left" w:pos="880"/>
-              <w:tab w:val="right" w:leader="dot" w:pos="9344"/>
-            </w:tabs>
-            <w:rPr>
-              <w:rFonts w:asciiTheme="minorHAnsi" w:eastAsiaTheme="minorEastAsia" w:hAnsiTheme="minorHAnsi" w:cstheme="minorBidi"/>
-              <w:noProof/>
-              <w:color w:val="auto"/>
-              <w:sz w:val="22"/>
-              <w:szCs w:val="22"/>
-              <w:lang w:eastAsia="hu-HU"/>
-            </w:rPr>
-          </w:pPr>
-          <w:hyperlink w:anchor="_Toc242192479" w:history="1">
-            <w:r>
-              <w:rPr>
-                <w:rStyle w:val="Hiperhivatkozs"/>
-                <w:noProof/>
-              </w:rPr>
-              <w:t>1.5</w:t>
-            </w:r>
-            <w:r>
-              <w:rPr>
-                <w:rFonts w:asciiTheme="minorHAnsi" w:eastAsiaTheme="minorEastAsia" w:hAnsiTheme="minorHAnsi" w:cstheme="minorBidi"/>
-                <w:noProof/>
-                <w:color w:val="auto"/>
-                <w:sz w:val="22"/>
-                <w:szCs w:val="22"/>
-                <w:lang w:eastAsia="hu-HU"/>
-              </w:rPr>
-              <w:tab/>
-            </w:r>
-            <w:r>
-              <w:rPr>
-                <w:rStyle w:val="Hiperhivatkozs"/>
-                <w:noProof/>
-              </w:rPr>
-              <w:t>Eljárás:</w:t>
-            </w:r>
-            <w:r>
-              <w:rPr>
-                <w:noProof/>
-                <w:webHidden/>
-              </w:rPr>
-              <w:tab/>
-            </w:r>
-            <w:r>
-              <w:rPr>
-                <w:noProof/>
-                <w:webHidden/>
-              </w:rPr>
-              <w:fldChar w:fldCharType="begin"/>
-            </w:r>
-            <w:r>
-              <w:rPr>
-                <w:noProof/>
-                <w:webHidden/>
-              </w:rPr>
-              <w:instrText xml:space="preserve"> PAGEREF _Toc242192479 \h </w:instrText>
-            </w:r>
-            <w:r>
-              <w:rPr>
-                <w:noProof/>
-                <w:webHidden/>
-              </w:rPr>
-            </w:r>
-            <w:r>
-              <w:rPr>
-                <w:noProof/>
-                <w:webHidden/>
-              </w:rPr>
-              <w:fldChar w:fldCharType="separate"/>
-            </w:r>
-            <w:r>
-              <w:rPr>
-                <w:noProof/>
-                <w:webHidden/>
-              </w:rPr>
-              <w:t>3</w:t>
-            </w:r>
-            <w:r>
-              <w:rPr>
-                <w:noProof/>
-                <w:webHidden/>
-              </w:rPr>
-              <w:fldChar w:fldCharType="end"/>
-            </w:r>
-          </w:hyperlink>
-        </w:p>
-        <w:p>
-          <w:pPr>
-            <w:pStyle w:val="TJ1"/>
-            <w:tabs>
-              <w:tab w:val="left" w:pos="440"/>
-              <w:tab w:val="right" w:leader="dot" w:pos="9344"/>
-            </w:tabs>
-            <w:rPr>
-              <w:rFonts w:asciiTheme="minorHAnsi" w:eastAsiaTheme="minorEastAsia" w:hAnsiTheme="minorHAnsi" w:cstheme="minorBidi"/>
-              <w:noProof/>
-              <w:color w:val="auto"/>
-              <w:sz w:val="22"/>
-              <w:szCs w:val="22"/>
-              <w:lang w:eastAsia="hu-HU"/>
-            </w:rPr>
-          </w:pPr>
-          <w:hyperlink w:anchor="_Toc242192480" w:history="1">
-            <w:r>
-              <w:rPr>
-                <w:rStyle w:val="Hiperhivatkozs"/>
-                <w:noProof/>
-              </w:rPr>
-              <w:t>2.</w:t>
-            </w:r>
-            <w:r>
-              <w:rPr>
-                <w:rFonts w:asciiTheme="minorHAnsi" w:eastAsiaTheme="minorEastAsia" w:hAnsiTheme="minorHAnsi" w:cstheme="minorBidi"/>
-                <w:noProof/>
-                <w:color w:val="auto"/>
-                <w:sz w:val="22"/>
-                <w:szCs w:val="22"/>
-                <w:lang w:eastAsia="hu-HU"/>
-              </w:rPr>
-              <w:tab/>
-            </w:r>
-            <w:r>
-              <w:rPr>
-                <w:rStyle w:val="Hiperhivatkozs"/>
-                <w:noProof/>
-              </w:rPr>
-              <w:t>Bejelentkezés (login)</w:t>
-            </w:r>
-            <w:r>
-              <w:rPr>
-                <w:noProof/>
-                <w:webHidden/>
-              </w:rPr>
-              <w:tab/>
-            </w:r>
-            <w:r>
-              <w:rPr>
-                <w:noProof/>
-                <w:webHidden/>
-              </w:rPr>
-              <w:fldChar w:fldCharType="begin"/>
-            </w:r>
-            <w:r>
-              <w:rPr>
-                <w:noProof/>
-                <w:webHidden/>
-              </w:rPr>
-              <w:instrText xml:space="preserve"> PAGEREF _Toc242192480 \h </w:instrText>
-            </w:r>
-            <w:r>
-              <w:rPr>
-                <w:noProof/>
-                <w:webHidden/>
-              </w:rPr>
-            </w:r>
-            <w:r>
-              <w:rPr>
-                <w:noProof/>
-                <w:webHidden/>
-              </w:rPr>
-              <w:fldChar w:fldCharType="separate"/>
-            </w:r>
-            <w:r>
-              <w:rPr>
-                <w:noProof/>
-                <w:webHidden/>
-              </w:rPr>
-              <w:t>4</w:t>
-            </w:r>
-            <w:r>
-              <w:rPr>
-                <w:noProof/>
-                <w:webHidden/>
-              </w:rPr>
-              <w:fldChar w:fldCharType="end"/>
-            </w:r>
-          </w:hyperlink>
-        </w:p>
-        <w:p>
-          <w:pPr>
-            <w:pStyle w:val="TJ2"/>
-            <w:tabs>
-              <w:tab w:val="left" w:pos="880"/>
-              <w:tab w:val="right" w:leader="dot" w:pos="9344"/>
-            </w:tabs>
-            <w:rPr>
-              <w:rFonts w:asciiTheme="minorHAnsi" w:eastAsiaTheme="minorEastAsia" w:hAnsiTheme="minorHAnsi" w:cstheme="minorBidi"/>
-              <w:noProof/>
-              <w:color w:val="auto"/>
-              <w:sz w:val="22"/>
-              <w:szCs w:val="22"/>
-              <w:lang w:eastAsia="hu-HU"/>
-            </w:rPr>
-          </w:pPr>
-          <w:hyperlink w:anchor="_Toc242192481" w:history="1">
-            <w:r>
-              <w:rPr>
-                <w:rStyle w:val="Hiperhivatkozs"/>
-                <w:noProof/>
-              </w:rPr>
-              <w:t>2.1</w:t>
-            </w:r>
-            <w:r>
-              <w:rPr>
-                <w:rFonts w:asciiTheme="minorHAnsi" w:eastAsiaTheme="minorEastAsia" w:hAnsiTheme="minorHAnsi" w:cstheme="minorBidi"/>
-                <w:noProof/>
-                <w:color w:val="auto"/>
-                <w:sz w:val="22"/>
-                <w:szCs w:val="22"/>
-                <w:lang w:eastAsia="hu-HU"/>
-              </w:rPr>
-              <w:tab/>
-            </w:r>
-            <w:r>
-              <w:rPr>
-                <w:rStyle w:val="Hiperhivatkozs"/>
-                <w:noProof/>
-              </w:rPr>
-              <w:t>Cél:</w:t>
-            </w:r>
-            <w:r>
-              <w:rPr>
-                <w:noProof/>
-                <w:webHidden/>
-              </w:rPr>
-              <w:tab/>
-            </w:r>
-            <w:r>
-              <w:rPr>
-                <w:noProof/>
-                <w:webHidden/>
-              </w:rPr>
-              <w:fldChar w:fldCharType="begin"/>
-            </w:r>
-            <w:r>
-              <w:rPr>
-                <w:noProof/>
-                <w:webHidden/>
-              </w:rPr>
-              <w:instrText xml:space="preserve"> PAGEREF _Toc242192481 \h </w:instrText>
-            </w:r>
-            <w:r>
-              <w:rPr>
-                <w:noProof/>
-                <w:webHidden/>
-              </w:rPr>
-            </w:r>
-            <w:r>
-              <w:rPr>
-                <w:noProof/>
-                <w:webHidden/>
-              </w:rPr>
-              <w:fldChar w:fldCharType="separate"/>
-            </w:r>
-            <w:r>
-              <w:rPr>
-                <w:noProof/>
-                <w:webHidden/>
-              </w:rPr>
-              <w:t>4</w:t>
-            </w:r>
-            <w:r>
-              <w:rPr>
-                <w:noProof/>
-                <w:webHidden/>
-              </w:rPr>
-              <w:fldChar w:fldCharType="end"/>
-            </w:r>
-          </w:hyperlink>
-        </w:p>
-        <w:p>
-          <w:pPr>
-            <w:pStyle w:val="TJ2"/>
-            <w:tabs>
-              <w:tab w:val="left" w:pos="880"/>
-              <w:tab w:val="right" w:leader="dot" w:pos="9344"/>
-            </w:tabs>
-            <w:rPr>
-              <w:rFonts w:asciiTheme="minorHAnsi" w:eastAsiaTheme="minorEastAsia" w:hAnsiTheme="minorHAnsi" w:cstheme="minorBidi"/>
-              <w:noProof/>
-              <w:color w:val="auto"/>
-              <w:sz w:val="22"/>
-              <w:szCs w:val="22"/>
-              <w:lang w:eastAsia="hu-HU"/>
-            </w:rPr>
-          </w:pPr>
-          <w:hyperlink w:anchor="_Toc242192482" w:history="1">
-            <w:r>
-              <w:rPr>
-                <w:rStyle w:val="Hiperhivatkozs"/>
-                <w:noProof/>
-              </w:rPr>
-              <w:t>2.2</w:t>
-            </w:r>
-            <w:r>
-              <w:rPr>
-                <w:rFonts w:asciiTheme="minorHAnsi" w:eastAsiaTheme="minorEastAsia" w:hAnsiTheme="minorHAnsi" w:cstheme="minorBidi"/>
-                <w:noProof/>
-                <w:color w:val="auto"/>
-                <w:sz w:val="22"/>
-                <w:szCs w:val="22"/>
-                <w:lang w:eastAsia="hu-HU"/>
-              </w:rPr>
-              <w:tab/>
-            </w:r>
-            <w:r>
-              <w:rPr>
-                <w:rStyle w:val="Hiperhivatkozs"/>
-                <w:noProof/>
-              </w:rPr>
-              <w:t>UI interakció:</w:t>
-            </w:r>
-            <w:r>
-              <w:rPr>
-                <w:noProof/>
-                <w:webHidden/>
-              </w:rPr>
-              <w:tab/>
-            </w:r>
-            <w:r>
-              <w:rPr>
-                <w:noProof/>
-                <w:webHidden/>
-              </w:rPr>
-              <w:fldChar w:fldCharType="begin"/>
-            </w:r>
-            <w:r>
-              <w:rPr>
-                <w:noProof/>
-                <w:webHidden/>
-              </w:rPr>
-              <w:instrText xml:space="preserve"> PAGEREF _Toc242192482 \h </w:instrText>
-            </w:r>
-            <w:r>
-              <w:rPr>
-                <w:noProof/>
-                <w:webHidden/>
-              </w:rPr>
-            </w:r>
-            <w:r>
-              <w:rPr>
-                <w:noProof/>
-                <w:webHidden/>
-              </w:rPr>
-              <w:fldChar w:fldCharType="separate"/>
-            </w:r>
-            <w:r>
-              <w:rPr>
-                <w:noProof/>
-                <w:webHidden/>
-              </w:rPr>
-              <w:t>4</w:t>
-            </w:r>
-            <w:r>
-              <w:rPr>
-                <w:noProof/>
-                <w:webHidden/>
-              </w:rPr>
-              <w:fldChar w:fldCharType="end"/>
-            </w:r>
-          </w:hyperlink>
-        </w:p>
-        <w:p>
-          <w:pPr>
-            <w:pStyle w:val="TJ1"/>
-            <w:tabs>
-              <w:tab w:val="right" w:leader="dot" w:pos="9344"/>
-            </w:tabs>
-            <w:rPr>
-              <w:rFonts w:asciiTheme="minorHAnsi" w:eastAsiaTheme="minorEastAsia" w:hAnsiTheme="minorHAnsi" w:cstheme="minorBidi"/>
-              <w:noProof/>
-              <w:color w:val="auto"/>
-              <w:sz w:val="22"/>
-              <w:szCs w:val="22"/>
-              <w:lang w:eastAsia="hu-HU"/>
-            </w:rPr>
-          </w:pPr>
-          <w:hyperlink w:anchor="_Toc242192483" w:history="1">
-            <w:r>
-              <w:rPr>
-                <w:rStyle w:val="Hiperhivatkozs"/>
-                <w:noProof/>
-              </w:rPr>
-              <w:t>3.</w:t>
-            </w:r>
-            <w:r>
-              <w:rPr>
-                <w:noProof/>
-                <w:webHidden/>
-              </w:rPr>
-              <w:tab/>
-            </w:r>
-            <w:r>
-              <w:rPr>
-                <w:noProof/>
-                <w:webHidden/>
-              </w:rPr>
-              <w:fldChar w:fldCharType="begin"/>
-            </w:r>
-            <w:r>
-              <w:rPr>
-                <w:noProof/>
-                <w:webHidden/>
-              </w:rPr>
-              <w:instrText xml:space="preserve"> PAGEREF _Toc242192483 \h </w:instrText>
-            </w:r>
-            <w:r>
-              <w:rPr>
-                <w:noProof/>
-                <w:webHidden/>
-              </w:rPr>
-            </w:r>
-            <w:r>
-              <w:rPr>
-                <w:noProof/>
-                <w:webHidden/>
-              </w:rPr>
-              <w:fldChar w:fldCharType="separate"/>
-            </w:r>
-            <w:r>
-              <w:rPr>
-                <w:noProof/>
-                <w:webHidden/>
-              </w:rPr>
-              <w:t>5</w:t>
+              <w:t>2</w:t>
             </w:r>
             <w:r>
               <w:rPr>
@@ -1314,12 +505,20 @@
     </w:p>
     <w:p>
       <w:pPr>
+        <w:rPr>
+          <w:b/>
+          <w:bCs/>
+        </w:rPr>
+      </w:pPr>
+    </w:p>
+    <w:p>
+      <w:pPr>
         <w:pStyle w:val="Cmsor1"/>
       </w:pPr>
-      <w:bookmarkStart w:id="0" w:name="_Toc242192474"/>
+      <w:bookmarkStart w:id="0" w:name="_Toc242179368"/>
       <w:r>
         <w:lastRenderedPageBreak/>
-        <w:t>Regisztráció (Register)</w:t>
+        <w:t>Registztráció (Register)</w:t>
       </w:r>
       <w:bookmarkEnd w:id="0"/>
     </w:p>
@@ -1327,13 +526,8 @@
       <w:pPr>
         <w:pStyle w:val="Cmsor2"/>
       </w:pPr>
-      <w:bookmarkStart w:id="1" w:name="_Toc242192475"/>
-      <w:r>
-        <w:t>Cél:</w:t>
-      </w:r>
-      <w:bookmarkEnd w:id="1"/>
-      <w:r>
-        <w:t xml:space="preserve"> </w:t>
+      <w:r>
+        <w:t xml:space="preserve">Cél: </w:t>
       </w:r>
     </w:p>
     <w:p>
@@ -1348,11 +542,9 @@
       <w:pPr>
         <w:pStyle w:val="Cmsor2"/>
       </w:pPr>
-      <w:bookmarkStart w:id="2" w:name="_Toc242192476"/>
       <w:r>
         <w:t>UI Interakció:</w:t>
       </w:r>
-      <w:bookmarkEnd w:id="2"/>
     </w:p>
     <w:p>
       <w:pPr>
@@ -1535,11 +727,9 @@
       <w:pPr>
         <w:pStyle w:val="Cmsor2"/>
       </w:pPr>
-      <w:bookmarkStart w:id="3" w:name="_Toc242192477"/>
       <w:r>
         <w:t>Bemenet:</w:t>
       </w:r>
-      <w:bookmarkEnd w:id="3"/>
     </w:p>
     <w:p>
       <w:pPr>
@@ -1553,11 +743,9 @@
       <w:pPr>
         <w:pStyle w:val="Cmsor2"/>
       </w:pPr>
-      <w:bookmarkStart w:id="4" w:name="_Toc242192478"/>
       <w:r>
         <w:t>Kimenet:</w:t>
       </w:r>
-      <w:bookmarkEnd w:id="4"/>
     </w:p>
     <w:p>
       <w:pPr>
@@ -1571,14 +759,12 @@
       <w:pPr>
         <w:pStyle w:val="Cmsor2"/>
       </w:pPr>
-      <w:bookmarkStart w:id="5" w:name="_Toc242192479"/>
       <w:r>
         <w:t>Eljárás</w:t>
       </w:r>
       <w:r>
         <w:t>:</w:t>
       </w:r>
-      <w:bookmarkEnd w:id="5"/>
     </w:p>
     <w:p>
       <w:pPr>
@@ -1589,13 +775,7 @@
         </w:numPr>
       </w:pPr>
       <w:r>
-        <w:t>Ellen</w:t>
-      </w:r>
-      <w:r>
-        <w:t>ő</w:t>
-      </w:r>
-      <w:r>
-        <w:t>rzi a kötelező mézők (Név, Jelszó, E-mail cím, Telefonszám, Születési dátum) helyességét.</w:t>
+        <w:t>Ellenörzi a kötelező mézők (Név, Jelszó, E-mail cím, Telefonszám, Születési dátum) helyességét.</w:t>
       </w:r>
     </w:p>
     <w:p>
@@ -1607,13 +787,7 @@
         </w:numPr>
       </w:pPr>
       <w:r>
-        <w:t>Ellen</w:t>
-      </w:r>
-      <w:r>
-        <w:t>ő</w:t>
-      </w:r>
-      <w:r>
-        <w:t>rzi, hogy az e-mail valid-e és nem szerepel-e még az adatbázisban.</w:t>
+        <w:t>Ellenörzi, hogy az e-mail valid-e és nem szerepel-e még az adatbázisban.</w:t>
       </w:r>
     </w:p>
     <w:p>
@@ -1690,12 +864,10 @@
       <w:pPr>
         <w:pStyle w:val="Cmsor1"/>
       </w:pPr>
-      <w:bookmarkStart w:id="6" w:name="_Toc242192480"/>
       <w:r>
         <w:lastRenderedPageBreak/>
         <w:t>Bejelentkezés (login)</w:t>
       </w:r>
-      <w:bookmarkEnd w:id="6"/>
     </w:p>
     <w:p>
       <w:pPr>
@@ -1711,7 +883,6 @@
         </w:tabs>
         <w:ind w:left="993"/>
       </w:pPr>
-      <w:bookmarkStart w:id="7" w:name="_Toc242192481"/>
       <w:r>
         <w:t>2</w:t>
       </w:r>
@@ -1722,7 +893,6 @@
         <w:tab/>
         <w:t>Cél:</w:t>
       </w:r>
-      <w:bookmarkEnd w:id="7"/>
     </w:p>
     <w:p>
       <w:r>
@@ -1741,11 +911,9 @@
           <w:numId w:val="34"/>
         </w:numPr>
       </w:pPr>
-      <w:bookmarkStart w:id="8" w:name="_Toc242192482"/>
       <w:r>
         <w:t>UI interakció:</w:t>
       </w:r>
-      <w:bookmarkEnd w:id="8"/>
     </w:p>
     <w:p>
       <w:pPr>
@@ -1764,8 +932,6 @@
         <w:pStyle w:val="Cmsor1"/>
         <w:ind w:left="0" w:firstLine="0"/>
       </w:pPr>
-      <w:bookmarkStart w:id="9" w:name="_Toc242192483"/>
-      <w:bookmarkEnd w:id="9"/>
     </w:p>
     <w:p>
       <w:pPr>
@@ -6325,7 +5491,6 @@
   <w:style w:type="character" w:default="1" w:styleId="Bekezdsalapbettpusa">
     <w:name w:val="Default Paragraph Font"/>
     <w:uiPriority w:val="1"/>
-    <w:semiHidden/>
     <w:unhideWhenUsed/>
   </w:style>
   <w:style w:type="table" w:default="1" w:styleId="Normltblzat">

--- a/Algoritmus/KalandBörze_Algoritmus.docx
+++ b/Algoritmus/KalandBörze_Algoritmus.docx
@@ -266,7 +266,7 @@
           <w:r>
             <w:fldChar w:fldCharType="separate"/>
           </w:r>
-          <w:hyperlink w:anchor="_Toc242179368" w:history="1">
+          <w:hyperlink w:anchor="_Toc243390045" w:history="1">
             <w:r>
               <w:rPr>
                 <w:rStyle w:val="Hiperhivatkozs"/>
@@ -311,7 +311,7 @@
                 <w:noProof/>
                 <w:webHidden/>
               </w:rPr>
-              <w:instrText xml:space="preserve"> PAGEREF _Toc242179368 \h </w:instrText>
+              <w:instrText xml:space="preserve"> PAGEREF _Toc243390045 \h </w:instrText>
             </w:r>
             <w:r>
               <w:rPr>
@@ -331,7 +331,1011 @@
                 <w:noProof/>
                 <w:webHidden/>
               </w:rPr>
-              <w:t>2</w:t>
+              <w:t>3</w:t>
+            </w:r>
+            <w:r>
+              <w:rPr>
+                <w:noProof/>
+                <w:webHidden/>
+              </w:rPr>
+              <w:fldChar w:fldCharType="end"/>
+            </w:r>
+          </w:hyperlink>
+        </w:p>
+        <w:p>
+          <w:pPr>
+            <w:pStyle w:val="TJ2"/>
+            <w:tabs>
+              <w:tab w:val="right" w:leader="dot" w:pos="9344"/>
+            </w:tabs>
+            <w:rPr>
+              <w:rFonts w:asciiTheme="minorHAnsi" w:eastAsiaTheme="minorEastAsia" w:hAnsiTheme="minorHAnsi" w:cstheme="minorBidi"/>
+              <w:noProof/>
+              <w:color w:val="auto"/>
+              <w:sz w:val="22"/>
+              <w:szCs w:val="22"/>
+              <w:lang w:eastAsia="hu-HU"/>
+            </w:rPr>
+          </w:pPr>
+          <w:hyperlink w:anchor="_Toc243390046" w:history="1">
+            <w:r>
+              <w:rPr>
+                <w:rStyle w:val="Hiperhivatkozs"/>
+                <w:noProof/>
+              </w:rPr>
+              <w:t>Cél:</w:t>
+            </w:r>
+            <w:r>
+              <w:rPr>
+                <w:noProof/>
+                <w:webHidden/>
+              </w:rPr>
+              <w:tab/>
+            </w:r>
+            <w:r>
+              <w:rPr>
+                <w:noProof/>
+                <w:webHidden/>
+              </w:rPr>
+              <w:fldChar w:fldCharType="begin"/>
+            </w:r>
+            <w:r>
+              <w:rPr>
+                <w:noProof/>
+                <w:webHidden/>
+              </w:rPr>
+              <w:instrText xml:space="preserve"> PAGEREF _Toc243390046 \h </w:instrText>
+            </w:r>
+            <w:r>
+              <w:rPr>
+                <w:noProof/>
+                <w:webHidden/>
+              </w:rPr>
+            </w:r>
+            <w:r>
+              <w:rPr>
+                <w:noProof/>
+                <w:webHidden/>
+              </w:rPr>
+              <w:fldChar w:fldCharType="separate"/>
+            </w:r>
+            <w:r>
+              <w:rPr>
+                <w:noProof/>
+                <w:webHidden/>
+              </w:rPr>
+              <w:t>3</w:t>
+            </w:r>
+            <w:r>
+              <w:rPr>
+                <w:noProof/>
+                <w:webHidden/>
+              </w:rPr>
+              <w:fldChar w:fldCharType="end"/>
+            </w:r>
+          </w:hyperlink>
+        </w:p>
+        <w:p>
+          <w:pPr>
+            <w:pStyle w:val="TJ2"/>
+            <w:tabs>
+              <w:tab w:val="right" w:leader="dot" w:pos="9344"/>
+            </w:tabs>
+            <w:rPr>
+              <w:rFonts w:asciiTheme="minorHAnsi" w:eastAsiaTheme="minorEastAsia" w:hAnsiTheme="minorHAnsi" w:cstheme="minorBidi"/>
+              <w:noProof/>
+              <w:color w:val="auto"/>
+              <w:sz w:val="22"/>
+              <w:szCs w:val="22"/>
+              <w:lang w:eastAsia="hu-HU"/>
+            </w:rPr>
+          </w:pPr>
+          <w:hyperlink w:anchor="_Toc243390047" w:history="1">
+            <w:r>
+              <w:rPr>
+                <w:rStyle w:val="Hiperhivatkozs"/>
+                <w:noProof/>
+              </w:rPr>
+              <w:t>UI Interakció:</w:t>
+            </w:r>
+            <w:r>
+              <w:rPr>
+                <w:noProof/>
+                <w:webHidden/>
+              </w:rPr>
+              <w:tab/>
+            </w:r>
+            <w:r>
+              <w:rPr>
+                <w:noProof/>
+                <w:webHidden/>
+              </w:rPr>
+              <w:fldChar w:fldCharType="begin"/>
+            </w:r>
+            <w:r>
+              <w:rPr>
+                <w:noProof/>
+                <w:webHidden/>
+              </w:rPr>
+              <w:instrText xml:space="preserve"> PAGEREF _Toc243390047 \h </w:instrText>
+            </w:r>
+            <w:r>
+              <w:rPr>
+                <w:noProof/>
+                <w:webHidden/>
+              </w:rPr>
+            </w:r>
+            <w:r>
+              <w:rPr>
+                <w:noProof/>
+                <w:webHidden/>
+              </w:rPr>
+              <w:fldChar w:fldCharType="separate"/>
+            </w:r>
+            <w:r>
+              <w:rPr>
+                <w:noProof/>
+                <w:webHidden/>
+              </w:rPr>
+              <w:t>3</w:t>
+            </w:r>
+            <w:r>
+              <w:rPr>
+                <w:noProof/>
+                <w:webHidden/>
+              </w:rPr>
+              <w:fldChar w:fldCharType="end"/>
+            </w:r>
+          </w:hyperlink>
+        </w:p>
+        <w:p>
+          <w:pPr>
+            <w:pStyle w:val="TJ2"/>
+            <w:tabs>
+              <w:tab w:val="right" w:leader="dot" w:pos="9344"/>
+            </w:tabs>
+            <w:rPr>
+              <w:rFonts w:asciiTheme="minorHAnsi" w:eastAsiaTheme="minorEastAsia" w:hAnsiTheme="minorHAnsi" w:cstheme="minorBidi"/>
+              <w:noProof/>
+              <w:color w:val="auto"/>
+              <w:sz w:val="22"/>
+              <w:szCs w:val="22"/>
+              <w:lang w:eastAsia="hu-HU"/>
+            </w:rPr>
+          </w:pPr>
+          <w:hyperlink w:anchor="_Toc243390048" w:history="1">
+            <w:r>
+              <w:rPr>
+                <w:rStyle w:val="Hiperhivatkozs"/>
+                <w:noProof/>
+              </w:rPr>
+              <w:t>Bemenet:</w:t>
+            </w:r>
+            <w:r>
+              <w:rPr>
+                <w:noProof/>
+                <w:webHidden/>
+              </w:rPr>
+              <w:tab/>
+            </w:r>
+            <w:r>
+              <w:rPr>
+                <w:noProof/>
+                <w:webHidden/>
+              </w:rPr>
+              <w:fldChar w:fldCharType="begin"/>
+            </w:r>
+            <w:r>
+              <w:rPr>
+                <w:noProof/>
+                <w:webHidden/>
+              </w:rPr>
+              <w:instrText xml:space="preserve"> PAGEREF _Toc243390048 \h </w:instrText>
+            </w:r>
+            <w:r>
+              <w:rPr>
+                <w:noProof/>
+                <w:webHidden/>
+              </w:rPr>
+            </w:r>
+            <w:r>
+              <w:rPr>
+                <w:noProof/>
+                <w:webHidden/>
+              </w:rPr>
+              <w:fldChar w:fldCharType="separate"/>
+            </w:r>
+            <w:r>
+              <w:rPr>
+                <w:noProof/>
+                <w:webHidden/>
+              </w:rPr>
+              <w:t>3</w:t>
+            </w:r>
+            <w:r>
+              <w:rPr>
+                <w:noProof/>
+                <w:webHidden/>
+              </w:rPr>
+              <w:fldChar w:fldCharType="end"/>
+            </w:r>
+          </w:hyperlink>
+        </w:p>
+        <w:p>
+          <w:pPr>
+            <w:pStyle w:val="TJ2"/>
+            <w:tabs>
+              <w:tab w:val="right" w:leader="dot" w:pos="9344"/>
+            </w:tabs>
+            <w:rPr>
+              <w:rFonts w:asciiTheme="minorHAnsi" w:eastAsiaTheme="minorEastAsia" w:hAnsiTheme="minorHAnsi" w:cstheme="minorBidi"/>
+              <w:noProof/>
+              <w:color w:val="auto"/>
+              <w:sz w:val="22"/>
+              <w:szCs w:val="22"/>
+              <w:lang w:eastAsia="hu-HU"/>
+            </w:rPr>
+          </w:pPr>
+          <w:hyperlink w:anchor="_Toc243390049" w:history="1">
+            <w:r>
+              <w:rPr>
+                <w:rStyle w:val="Hiperhivatkozs"/>
+                <w:noProof/>
+              </w:rPr>
+              <w:t>Kimenet:</w:t>
+            </w:r>
+            <w:r>
+              <w:rPr>
+                <w:noProof/>
+                <w:webHidden/>
+              </w:rPr>
+              <w:tab/>
+            </w:r>
+            <w:r>
+              <w:rPr>
+                <w:noProof/>
+                <w:webHidden/>
+              </w:rPr>
+              <w:fldChar w:fldCharType="begin"/>
+            </w:r>
+            <w:r>
+              <w:rPr>
+                <w:noProof/>
+                <w:webHidden/>
+              </w:rPr>
+              <w:instrText xml:space="preserve"> PAGEREF _Toc243390049 \h </w:instrText>
+            </w:r>
+            <w:r>
+              <w:rPr>
+                <w:noProof/>
+                <w:webHidden/>
+              </w:rPr>
+            </w:r>
+            <w:r>
+              <w:rPr>
+                <w:noProof/>
+                <w:webHidden/>
+              </w:rPr>
+              <w:fldChar w:fldCharType="separate"/>
+            </w:r>
+            <w:r>
+              <w:rPr>
+                <w:noProof/>
+                <w:webHidden/>
+              </w:rPr>
+              <w:t>3</w:t>
+            </w:r>
+            <w:r>
+              <w:rPr>
+                <w:noProof/>
+                <w:webHidden/>
+              </w:rPr>
+              <w:fldChar w:fldCharType="end"/>
+            </w:r>
+          </w:hyperlink>
+        </w:p>
+        <w:p>
+          <w:pPr>
+            <w:pStyle w:val="TJ2"/>
+            <w:tabs>
+              <w:tab w:val="right" w:leader="dot" w:pos="9344"/>
+            </w:tabs>
+            <w:rPr>
+              <w:rFonts w:asciiTheme="minorHAnsi" w:eastAsiaTheme="minorEastAsia" w:hAnsiTheme="minorHAnsi" w:cstheme="minorBidi"/>
+              <w:noProof/>
+              <w:color w:val="auto"/>
+              <w:sz w:val="22"/>
+              <w:szCs w:val="22"/>
+              <w:lang w:eastAsia="hu-HU"/>
+            </w:rPr>
+          </w:pPr>
+          <w:hyperlink w:anchor="_Toc243390050" w:history="1">
+            <w:r>
+              <w:rPr>
+                <w:rStyle w:val="Hiperhivatkozs"/>
+                <w:noProof/>
+              </w:rPr>
+              <w:t>Eljárás:</w:t>
+            </w:r>
+            <w:r>
+              <w:rPr>
+                <w:noProof/>
+                <w:webHidden/>
+              </w:rPr>
+              <w:tab/>
+            </w:r>
+            <w:r>
+              <w:rPr>
+                <w:noProof/>
+                <w:webHidden/>
+              </w:rPr>
+              <w:fldChar w:fldCharType="begin"/>
+            </w:r>
+            <w:r>
+              <w:rPr>
+                <w:noProof/>
+                <w:webHidden/>
+              </w:rPr>
+              <w:instrText xml:space="preserve"> PAGEREF _Toc243390050 \h </w:instrText>
+            </w:r>
+            <w:r>
+              <w:rPr>
+                <w:noProof/>
+                <w:webHidden/>
+              </w:rPr>
+            </w:r>
+            <w:r>
+              <w:rPr>
+                <w:noProof/>
+                <w:webHidden/>
+              </w:rPr>
+              <w:fldChar w:fldCharType="separate"/>
+            </w:r>
+            <w:r>
+              <w:rPr>
+                <w:noProof/>
+                <w:webHidden/>
+              </w:rPr>
+              <w:t>3</w:t>
+            </w:r>
+            <w:r>
+              <w:rPr>
+                <w:noProof/>
+                <w:webHidden/>
+              </w:rPr>
+              <w:fldChar w:fldCharType="end"/>
+            </w:r>
+          </w:hyperlink>
+        </w:p>
+        <w:p>
+          <w:pPr>
+            <w:pStyle w:val="TJ1"/>
+            <w:tabs>
+              <w:tab w:val="left" w:pos="440"/>
+              <w:tab w:val="right" w:leader="dot" w:pos="9344"/>
+            </w:tabs>
+            <w:rPr>
+              <w:rFonts w:asciiTheme="minorHAnsi" w:eastAsiaTheme="minorEastAsia" w:hAnsiTheme="minorHAnsi" w:cstheme="minorBidi"/>
+              <w:noProof/>
+              <w:color w:val="auto"/>
+              <w:sz w:val="22"/>
+              <w:szCs w:val="22"/>
+              <w:lang w:eastAsia="hu-HU"/>
+            </w:rPr>
+          </w:pPr>
+          <w:hyperlink w:anchor="_Toc243390051" w:history="1">
+            <w:r>
+              <w:rPr>
+                <w:rStyle w:val="Hiperhivatkozs"/>
+                <w:noProof/>
+              </w:rPr>
+              <w:t>2.</w:t>
+            </w:r>
+            <w:r>
+              <w:rPr>
+                <w:rFonts w:asciiTheme="minorHAnsi" w:eastAsiaTheme="minorEastAsia" w:hAnsiTheme="minorHAnsi" w:cstheme="minorBidi"/>
+                <w:noProof/>
+                <w:color w:val="auto"/>
+                <w:sz w:val="22"/>
+                <w:szCs w:val="22"/>
+                <w:lang w:eastAsia="hu-HU"/>
+              </w:rPr>
+              <w:tab/>
+            </w:r>
+            <w:r>
+              <w:rPr>
+                <w:rStyle w:val="Hiperhivatkozs"/>
+                <w:noProof/>
+              </w:rPr>
+              <w:t>Bejelentkezés (login)</w:t>
+            </w:r>
+            <w:r>
+              <w:rPr>
+                <w:noProof/>
+                <w:webHidden/>
+              </w:rPr>
+              <w:tab/>
+            </w:r>
+            <w:r>
+              <w:rPr>
+                <w:noProof/>
+                <w:webHidden/>
+              </w:rPr>
+              <w:fldChar w:fldCharType="begin"/>
+            </w:r>
+            <w:r>
+              <w:rPr>
+                <w:noProof/>
+                <w:webHidden/>
+              </w:rPr>
+              <w:instrText xml:space="preserve"> PAGEREF _Toc243390051 \h </w:instrText>
+            </w:r>
+            <w:r>
+              <w:rPr>
+                <w:noProof/>
+                <w:webHidden/>
+              </w:rPr>
+            </w:r>
+            <w:r>
+              <w:rPr>
+                <w:noProof/>
+                <w:webHidden/>
+              </w:rPr>
+              <w:fldChar w:fldCharType="separate"/>
+            </w:r>
+            <w:r>
+              <w:rPr>
+                <w:noProof/>
+                <w:webHidden/>
+              </w:rPr>
+              <w:t>4</w:t>
+            </w:r>
+            <w:r>
+              <w:rPr>
+                <w:noProof/>
+                <w:webHidden/>
+              </w:rPr>
+              <w:fldChar w:fldCharType="end"/>
+            </w:r>
+          </w:hyperlink>
+        </w:p>
+        <w:p>
+          <w:pPr>
+            <w:pStyle w:val="TJ2"/>
+            <w:tabs>
+              <w:tab w:val="left" w:pos="880"/>
+              <w:tab w:val="right" w:leader="dot" w:pos="9344"/>
+            </w:tabs>
+            <w:rPr>
+              <w:rFonts w:asciiTheme="minorHAnsi" w:eastAsiaTheme="minorEastAsia" w:hAnsiTheme="minorHAnsi" w:cstheme="minorBidi"/>
+              <w:noProof/>
+              <w:color w:val="auto"/>
+              <w:sz w:val="22"/>
+              <w:szCs w:val="22"/>
+              <w:lang w:eastAsia="hu-HU"/>
+            </w:rPr>
+          </w:pPr>
+          <w:hyperlink w:anchor="_Toc243390052" w:history="1">
+            <w:r>
+              <w:rPr>
+                <w:rStyle w:val="Hiperhivatkozs"/>
+                <w:noProof/>
+              </w:rPr>
+              <w:t>2.1</w:t>
+            </w:r>
+            <w:r>
+              <w:rPr>
+                <w:rFonts w:asciiTheme="minorHAnsi" w:eastAsiaTheme="minorEastAsia" w:hAnsiTheme="minorHAnsi" w:cstheme="minorBidi"/>
+                <w:noProof/>
+                <w:color w:val="auto"/>
+                <w:sz w:val="22"/>
+                <w:szCs w:val="22"/>
+                <w:lang w:eastAsia="hu-HU"/>
+              </w:rPr>
+              <w:tab/>
+            </w:r>
+            <w:r>
+              <w:rPr>
+                <w:rStyle w:val="Hiperhivatkozs"/>
+                <w:noProof/>
+              </w:rPr>
+              <w:t>Cél:</w:t>
+            </w:r>
+            <w:r>
+              <w:rPr>
+                <w:noProof/>
+                <w:webHidden/>
+              </w:rPr>
+              <w:tab/>
+            </w:r>
+            <w:r>
+              <w:rPr>
+                <w:noProof/>
+                <w:webHidden/>
+              </w:rPr>
+              <w:fldChar w:fldCharType="begin"/>
+            </w:r>
+            <w:r>
+              <w:rPr>
+                <w:noProof/>
+                <w:webHidden/>
+              </w:rPr>
+              <w:instrText xml:space="preserve"> PAGEREF _Toc243390052 \h </w:instrText>
+            </w:r>
+            <w:r>
+              <w:rPr>
+                <w:noProof/>
+                <w:webHidden/>
+              </w:rPr>
+            </w:r>
+            <w:r>
+              <w:rPr>
+                <w:noProof/>
+                <w:webHidden/>
+              </w:rPr>
+              <w:fldChar w:fldCharType="separate"/>
+            </w:r>
+            <w:r>
+              <w:rPr>
+                <w:noProof/>
+                <w:webHidden/>
+              </w:rPr>
+              <w:t>4</w:t>
+            </w:r>
+            <w:r>
+              <w:rPr>
+                <w:noProof/>
+                <w:webHidden/>
+              </w:rPr>
+              <w:fldChar w:fldCharType="end"/>
+            </w:r>
+          </w:hyperlink>
+        </w:p>
+        <w:p>
+          <w:pPr>
+            <w:pStyle w:val="TJ2"/>
+            <w:tabs>
+              <w:tab w:val="left" w:pos="880"/>
+              <w:tab w:val="right" w:leader="dot" w:pos="9344"/>
+            </w:tabs>
+            <w:rPr>
+              <w:rFonts w:asciiTheme="minorHAnsi" w:eastAsiaTheme="minorEastAsia" w:hAnsiTheme="minorHAnsi" w:cstheme="minorBidi"/>
+              <w:noProof/>
+              <w:color w:val="auto"/>
+              <w:sz w:val="22"/>
+              <w:szCs w:val="22"/>
+              <w:lang w:eastAsia="hu-HU"/>
+            </w:rPr>
+          </w:pPr>
+          <w:hyperlink w:anchor="_Toc243390053" w:history="1">
+            <w:r>
+              <w:rPr>
+                <w:rStyle w:val="Hiperhivatkozs"/>
+                <w:noProof/>
+              </w:rPr>
+              <w:t>2.2</w:t>
+            </w:r>
+            <w:r>
+              <w:rPr>
+                <w:rFonts w:asciiTheme="minorHAnsi" w:eastAsiaTheme="minorEastAsia" w:hAnsiTheme="minorHAnsi" w:cstheme="minorBidi"/>
+                <w:noProof/>
+                <w:color w:val="auto"/>
+                <w:sz w:val="22"/>
+                <w:szCs w:val="22"/>
+                <w:lang w:eastAsia="hu-HU"/>
+              </w:rPr>
+              <w:tab/>
+            </w:r>
+            <w:r>
+              <w:rPr>
+                <w:rStyle w:val="Hiperhivatkozs"/>
+                <w:noProof/>
+              </w:rPr>
+              <w:t>UI interakció:</w:t>
+            </w:r>
+            <w:r>
+              <w:rPr>
+                <w:noProof/>
+                <w:webHidden/>
+              </w:rPr>
+              <w:tab/>
+            </w:r>
+            <w:r>
+              <w:rPr>
+                <w:noProof/>
+                <w:webHidden/>
+              </w:rPr>
+              <w:fldChar w:fldCharType="begin"/>
+            </w:r>
+            <w:r>
+              <w:rPr>
+                <w:noProof/>
+                <w:webHidden/>
+              </w:rPr>
+              <w:instrText xml:space="preserve"> PAGEREF _Toc243390053 \h </w:instrText>
+            </w:r>
+            <w:r>
+              <w:rPr>
+                <w:noProof/>
+                <w:webHidden/>
+              </w:rPr>
+            </w:r>
+            <w:r>
+              <w:rPr>
+                <w:noProof/>
+                <w:webHidden/>
+              </w:rPr>
+              <w:fldChar w:fldCharType="separate"/>
+            </w:r>
+            <w:r>
+              <w:rPr>
+                <w:noProof/>
+                <w:webHidden/>
+              </w:rPr>
+              <w:t>4</w:t>
+            </w:r>
+            <w:r>
+              <w:rPr>
+                <w:noProof/>
+                <w:webHidden/>
+              </w:rPr>
+              <w:fldChar w:fldCharType="end"/>
+            </w:r>
+          </w:hyperlink>
+        </w:p>
+        <w:p>
+          <w:pPr>
+            <w:pStyle w:val="TJ2"/>
+            <w:tabs>
+              <w:tab w:val="left" w:pos="880"/>
+              <w:tab w:val="right" w:leader="dot" w:pos="9344"/>
+            </w:tabs>
+            <w:rPr>
+              <w:rFonts w:asciiTheme="minorHAnsi" w:eastAsiaTheme="minorEastAsia" w:hAnsiTheme="minorHAnsi" w:cstheme="minorBidi"/>
+              <w:noProof/>
+              <w:color w:val="auto"/>
+              <w:sz w:val="22"/>
+              <w:szCs w:val="22"/>
+              <w:lang w:eastAsia="hu-HU"/>
+            </w:rPr>
+          </w:pPr>
+          <w:hyperlink w:anchor="_Toc243390054" w:history="1">
+            <w:r>
+              <w:rPr>
+                <w:rStyle w:val="Hiperhivatkozs"/>
+                <w:noProof/>
+              </w:rPr>
+              <w:t>2.3</w:t>
+            </w:r>
+            <w:r>
+              <w:rPr>
+                <w:rFonts w:asciiTheme="minorHAnsi" w:eastAsiaTheme="minorEastAsia" w:hAnsiTheme="minorHAnsi" w:cstheme="minorBidi"/>
+                <w:noProof/>
+                <w:color w:val="auto"/>
+                <w:sz w:val="22"/>
+                <w:szCs w:val="22"/>
+                <w:lang w:eastAsia="hu-HU"/>
+              </w:rPr>
+              <w:tab/>
+            </w:r>
+            <w:r>
+              <w:rPr>
+                <w:rStyle w:val="Hiperhivatkozs"/>
+                <w:noProof/>
+              </w:rPr>
+              <w:t>Bemeneti adatok:</w:t>
+            </w:r>
+            <w:r>
+              <w:rPr>
+                <w:noProof/>
+                <w:webHidden/>
+              </w:rPr>
+              <w:tab/>
+            </w:r>
+            <w:r>
+              <w:rPr>
+                <w:noProof/>
+                <w:webHidden/>
+              </w:rPr>
+              <w:fldChar w:fldCharType="begin"/>
+            </w:r>
+            <w:r>
+              <w:rPr>
+                <w:noProof/>
+                <w:webHidden/>
+              </w:rPr>
+              <w:instrText xml:space="preserve"> PAGEREF _Toc243390054 \h </w:instrText>
+            </w:r>
+            <w:r>
+              <w:rPr>
+                <w:noProof/>
+                <w:webHidden/>
+              </w:rPr>
+            </w:r>
+            <w:r>
+              <w:rPr>
+                <w:noProof/>
+                <w:webHidden/>
+              </w:rPr>
+              <w:fldChar w:fldCharType="separate"/>
+            </w:r>
+            <w:r>
+              <w:rPr>
+                <w:noProof/>
+                <w:webHidden/>
+              </w:rPr>
+              <w:t>4</w:t>
+            </w:r>
+            <w:r>
+              <w:rPr>
+                <w:noProof/>
+                <w:webHidden/>
+              </w:rPr>
+              <w:fldChar w:fldCharType="end"/>
+            </w:r>
+          </w:hyperlink>
+        </w:p>
+        <w:p>
+          <w:pPr>
+            <w:pStyle w:val="TJ2"/>
+            <w:tabs>
+              <w:tab w:val="left" w:pos="880"/>
+              <w:tab w:val="right" w:leader="dot" w:pos="9344"/>
+            </w:tabs>
+            <w:rPr>
+              <w:rFonts w:asciiTheme="minorHAnsi" w:eastAsiaTheme="minorEastAsia" w:hAnsiTheme="minorHAnsi" w:cstheme="minorBidi"/>
+              <w:noProof/>
+              <w:color w:val="auto"/>
+              <w:sz w:val="22"/>
+              <w:szCs w:val="22"/>
+              <w:lang w:eastAsia="hu-HU"/>
+            </w:rPr>
+          </w:pPr>
+          <w:hyperlink w:anchor="_Toc243390055" w:history="1">
+            <w:r>
+              <w:rPr>
+                <w:rStyle w:val="Hiperhivatkozs"/>
+                <w:noProof/>
+              </w:rPr>
+              <w:t>2.4</w:t>
+            </w:r>
+            <w:r>
+              <w:rPr>
+                <w:rFonts w:asciiTheme="minorHAnsi" w:eastAsiaTheme="minorEastAsia" w:hAnsiTheme="minorHAnsi" w:cstheme="minorBidi"/>
+                <w:noProof/>
+                <w:color w:val="auto"/>
+                <w:sz w:val="22"/>
+                <w:szCs w:val="22"/>
+                <w:lang w:eastAsia="hu-HU"/>
+              </w:rPr>
+              <w:tab/>
+            </w:r>
+            <w:r>
+              <w:rPr>
+                <w:rStyle w:val="Hiperhivatkozs"/>
+                <w:noProof/>
+              </w:rPr>
+              <w:t>UI kimenet:</w:t>
+            </w:r>
+            <w:r>
+              <w:rPr>
+                <w:noProof/>
+                <w:webHidden/>
+              </w:rPr>
+              <w:tab/>
+            </w:r>
+            <w:r>
+              <w:rPr>
+                <w:noProof/>
+                <w:webHidden/>
+              </w:rPr>
+              <w:fldChar w:fldCharType="begin"/>
+            </w:r>
+            <w:r>
+              <w:rPr>
+                <w:noProof/>
+                <w:webHidden/>
+              </w:rPr>
+              <w:instrText xml:space="preserve"> PAGEREF _Toc243390055 \h </w:instrText>
+            </w:r>
+            <w:r>
+              <w:rPr>
+                <w:noProof/>
+                <w:webHidden/>
+              </w:rPr>
+            </w:r>
+            <w:r>
+              <w:rPr>
+                <w:noProof/>
+                <w:webHidden/>
+              </w:rPr>
+              <w:fldChar w:fldCharType="separate"/>
+            </w:r>
+            <w:r>
+              <w:rPr>
+                <w:noProof/>
+                <w:webHidden/>
+              </w:rPr>
+              <w:t>4</w:t>
+            </w:r>
+            <w:r>
+              <w:rPr>
+                <w:noProof/>
+                <w:webHidden/>
+              </w:rPr>
+              <w:fldChar w:fldCharType="end"/>
+            </w:r>
+          </w:hyperlink>
+        </w:p>
+        <w:p>
+          <w:pPr>
+            <w:pStyle w:val="TJ2"/>
+            <w:tabs>
+              <w:tab w:val="left" w:pos="880"/>
+              <w:tab w:val="right" w:leader="dot" w:pos="9344"/>
+            </w:tabs>
+            <w:rPr>
+              <w:rFonts w:asciiTheme="minorHAnsi" w:eastAsiaTheme="minorEastAsia" w:hAnsiTheme="minorHAnsi" w:cstheme="minorBidi"/>
+              <w:noProof/>
+              <w:color w:val="auto"/>
+              <w:sz w:val="22"/>
+              <w:szCs w:val="22"/>
+              <w:lang w:eastAsia="hu-HU"/>
+            </w:rPr>
+          </w:pPr>
+          <w:hyperlink w:anchor="_Toc243390056" w:history="1">
+            <w:r>
+              <w:rPr>
+                <w:rStyle w:val="Hiperhivatkozs"/>
+                <w:noProof/>
+              </w:rPr>
+              <w:t>2.5</w:t>
+            </w:r>
+            <w:r>
+              <w:rPr>
+                <w:rFonts w:asciiTheme="minorHAnsi" w:eastAsiaTheme="minorEastAsia" w:hAnsiTheme="minorHAnsi" w:cstheme="minorBidi"/>
+                <w:noProof/>
+                <w:color w:val="auto"/>
+                <w:sz w:val="22"/>
+                <w:szCs w:val="22"/>
+                <w:lang w:eastAsia="hu-HU"/>
+              </w:rPr>
+              <w:tab/>
+            </w:r>
+            <w:r>
+              <w:rPr>
+                <w:rStyle w:val="Hiperhivatkozs"/>
+                <w:noProof/>
+              </w:rPr>
+              <w:t>Eljá</w:t>
+            </w:r>
+            <w:r>
+              <w:rPr>
+                <w:rStyle w:val="Hiperhivatkozs"/>
+                <w:noProof/>
+              </w:rPr>
+              <w:t>r</w:t>
+            </w:r>
+            <w:r>
+              <w:rPr>
+                <w:rStyle w:val="Hiperhivatkozs"/>
+                <w:noProof/>
+              </w:rPr>
+              <w:t>ás:</w:t>
+            </w:r>
+            <w:r>
+              <w:rPr>
+                <w:noProof/>
+                <w:webHidden/>
+              </w:rPr>
+              <w:tab/>
+            </w:r>
+            <w:r>
+              <w:rPr>
+                <w:noProof/>
+                <w:webHidden/>
+              </w:rPr>
+              <w:fldChar w:fldCharType="begin"/>
+            </w:r>
+            <w:r>
+              <w:rPr>
+                <w:noProof/>
+                <w:webHidden/>
+              </w:rPr>
+              <w:instrText xml:space="preserve"> PAGEREF _Toc243390056 \h </w:instrText>
+            </w:r>
+            <w:r>
+              <w:rPr>
+                <w:noProof/>
+                <w:webHidden/>
+              </w:rPr>
+            </w:r>
+            <w:r>
+              <w:rPr>
+                <w:noProof/>
+                <w:webHidden/>
+              </w:rPr>
+              <w:fldChar w:fldCharType="separate"/>
+            </w:r>
+            <w:r>
+              <w:rPr>
+                <w:noProof/>
+                <w:webHidden/>
+              </w:rPr>
+              <w:t>4</w:t>
+            </w:r>
+            <w:r>
+              <w:rPr>
+                <w:noProof/>
+                <w:webHidden/>
+              </w:rPr>
+              <w:fldChar w:fldCharType="end"/>
+            </w:r>
+          </w:hyperlink>
+        </w:p>
+        <w:p>
+          <w:pPr>
+            <w:pStyle w:val="TJ1"/>
+            <w:tabs>
+              <w:tab w:val="right" w:leader="dot" w:pos="9344"/>
+            </w:tabs>
+            <w:rPr>
+              <w:rFonts w:asciiTheme="minorHAnsi" w:eastAsiaTheme="minorEastAsia" w:hAnsiTheme="minorHAnsi" w:cstheme="minorBidi"/>
+              <w:noProof/>
+              <w:color w:val="auto"/>
+              <w:sz w:val="22"/>
+              <w:szCs w:val="22"/>
+              <w:lang w:eastAsia="hu-HU"/>
+            </w:rPr>
+          </w:pPr>
+          <w:hyperlink w:anchor="_Toc243390057" w:history="1">
+            <w:r>
+              <w:rPr>
+                <w:rStyle w:val="Hiperhivatkozs"/>
+                <w:noProof/>
+              </w:rPr>
+              <w:t>3.</w:t>
+            </w:r>
+            <w:r>
+              <w:rPr>
+                <w:noProof/>
+                <w:webHidden/>
+              </w:rPr>
+              <w:tab/>
+            </w:r>
+            <w:r>
+              <w:rPr>
+                <w:noProof/>
+                <w:webHidden/>
+              </w:rPr>
+              <w:fldChar w:fldCharType="begin"/>
+            </w:r>
+            <w:r>
+              <w:rPr>
+                <w:noProof/>
+                <w:webHidden/>
+              </w:rPr>
+              <w:instrText xml:space="preserve"> PAGEREF _Toc243390057 \h </w:instrText>
+            </w:r>
+            <w:r>
+              <w:rPr>
+                <w:noProof/>
+                <w:webHidden/>
+              </w:rPr>
+            </w:r>
+            <w:r>
+              <w:rPr>
+                <w:noProof/>
+                <w:webHidden/>
+              </w:rPr>
+              <w:fldChar w:fldCharType="separate"/>
+            </w:r>
+            <w:r>
+              <w:rPr>
+                <w:noProof/>
+                <w:webHidden/>
+              </w:rPr>
+              <w:t>5</w:t>
             </w:r>
             <w:r>
               <w:rPr>
@@ -515,7 +1519,7 @@
       <w:pPr>
         <w:pStyle w:val="Cmsor1"/>
       </w:pPr>
-      <w:bookmarkStart w:id="0" w:name="_Toc242179368"/>
+      <w:bookmarkStart w:id="0" w:name="_Toc243390045"/>
       <w:r>
         <w:lastRenderedPageBreak/>
         <w:t>Registztráció (Register)</w:t>
@@ -526,8 +1530,13 @@
       <w:pPr>
         <w:pStyle w:val="Cmsor2"/>
       </w:pPr>
-      <w:r>
-        <w:t xml:space="preserve">Cél: </w:t>
+      <w:bookmarkStart w:id="1" w:name="_Toc243390046"/>
+      <w:r>
+        <w:t>Cél:</w:t>
+      </w:r>
+      <w:bookmarkEnd w:id="1"/>
+      <w:r>
+        <w:t xml:space="preserve"> </w:t>
       </w:r>
     </w:p>
     <w:p>
@@ -542,9 +1551,11 @@
       <w:pPr>
         <w:pStyle w:val="Cmsor2"/>
       </w:pPr>
+      <w:bookmarkStart w:id="2" w:name="_Toc243390047"/>
       <w:r>
         <w:t>UI Interakció:</w:t>
       </w:r>
+      <w:bookmarkEnd w:id="2"/>
     </w:p>
     <w:p>
       <w:pPr>
@@ -621,7 +1632,13 @@
         </w:numPr>
       </w:pPr>
       <w:r>
-        <w:t xml:space="preserve">Létező E-mail cím </w:t>
+        <w:t xml:space="preserve">Létező </w:t>
+      </w:r>
+      <w:r>
+        <w:t>e</w:t>
+      </w:r>
+      <w:r>
+        <w:t xml:space="preserve">-mail cím </w:t>
       </w:r>
       <w:r>
         <w:sym w:font="Wingdings" w:char="F0E0"/>
@@ -727,9 +1744,11 @@
       <w:pPr>
         <w:pStyle w:val="Cmsor2"/>
       </w:pPr>
+      <w:bookmarkStart w:id="3" w:name="_Toc243390048"/>
       <w:r>
         <w:t>Bemenet:</w:t>
       </w:r>
+      <w:bookmarkEnd w:id="3"/>
     </w:p>
     <w:p>
       <w:pPr>
@@ -743,28 +1762,47 @@
       <w:pPr>
         <w:pStyle w:val="Cmsor2"/>
       </w:pPr>
+      <w:bookmarkStart w:id="4" w:name="_Toc243390049"/>
       <w:r>
         <w:t>Kimenet:</w:t>
       </w:r>
+      <w:bookmarkEnd w:id="4"/>
     </w:p>
     <w:p>
       <w:pPr>
         <w:ind w:left="1418"/>
       </w:pPr>
       <w:r>
-        <w:t>Üzenet, Fiók hitelesítés E-mail cím alapján</w:t>
+        <w:t>Üzenet, Fiók hitelesít</w:t>
+      </w:r>
+      <w:r>
+        <w:t>ő e-mail</w:t>
+      </w:r>
+      <w:r>
+        <w:t xml:space="preserve"> a megadott</w:t>
+      </w:r>
+      <w:r>
+        <w:t xml:space="preserve"> </w:t>
+      </w:r>
+      <w:r>
+        <w:t>e</w:t>
+      </w:r>
+      <w:r>
+        <w:t>-mail cím alapján</w:t>
       </w:r>
     </w:p>
     <w:p>
       <w:pPr>
         <w:pStyle w:val="Cmsor2"/>
       </w:pPr>
+      <w:bookmarkStart w:id="5" w:name="_Toc243390050"/>
       <w:r>
         <w:t>Eljárás</w:t>
       </w:r>
       <w:r>
         <w:t>:</w:t>
       </w:r>
+      <w:bookmarkEnd w:id="5"/>
     </w:p>
     <w:p>
       <w:pPr>
@@ -775,7 +1813,25 @@
         </w:numPr>
       </w:pPr>
       <w:r>
-        <w:t>Ellenörzi a kötelező mézők (Név, Jelszó, E-mail cím, Telefonszám, Születési dátum) helyességét.</w:t>
+        <w:t>Ellen</w:t>
+      </w:r>
+      <w:r>
+        <w:t>ő</w:t>
+      </w:r>
+      <w:r>
+        <w:t xml:space="preserve">rzi a kötelező mézők (Név, Jelszó, </w:t>
+      </w:r>
+      <w:r>
+        <w:t>E</w:t>
+      </w:r>
+      <w:r>
+        <w:t xml:space="preserve">-mail </w:t>
+      </w:r>
+      <w:r>
+        <w:t>c</w:t>
+      </w:r>
+      <w:r>
+        <w:t>ím, Telefonszám, Születési dátum) helyességét.</w:t>
       </w:r>
     </w:p>
     <w:p>
@@ -787,7 +1843,13 @@
         </w:numPr>
       </w:pPr>
       <w:r>
-        <w:t>Ellenörzi, hogy az e-mail valid-e és nem szerepel-e még az adatbázisban.</w:t>
+        <w:t>Ellen</w:t>
+      </w:r>
+      <w:r>
+        <w:t>ő</w:t>
+      </w:r>
+      <w:r>
+        <w:t>rzi, hogy az e-mail valid-e és nem szerepel-e még az adatbázisban.</w:t>
       </w:r>
     </w:p>
     <w:p>
@@ -864,35 +1926,32 @@
       <w:pPr>
         <w:pStyle w:val="Cmsor1"/>
       </w:pPr>
+      <w:bookmarkStart w:id="6" w:name="_Toc243390051"/>
       <w:r>
         <w:lastRenderedPageBreak/>
         <w:t>Bejelentkezés (login)</w:t>
       </w:r>
+      <w:bookmarkEnd w:id="6"/>
     </w:p>
     <w:p>
       <w:pPr>
         <w:pStyle w:val="Cmsor2"/>
-        <w:numPr>
-          <w:ilvl w:val="0"/>
-          <w:numId w:val="0"/>
-        </w:numPr>
-        <w:tabs>
-          <w:tab w:val="left" w:pos="709"/>
-          <w:tab w:val="left" w:pos="1701"/>
-          <w:tab w:val="left" w:pos="3331"/>
-        </w:tabs>
-        <w:ind w:left="993"/>
-      </w:pPr>
+      </w:pPr>
+      <w:bookmarkStart w:id="7" w:name="_Toc243390052"/>
       <w:r>
         <w:t>2</w:t>
       </w:r>
       <w:r>
-        <w:t>.1</w:t>
+        <w:t>.</w:t>
+      </w:r>
+      <w:r>
+        <w:t>1</w:t>
       </w:r>
       <w:r>
         <w:tab/>
         <w:t>Cél:</w:t>
       </w:r>
+      <w:bookmarkEnd w:id="7"/>
     </w:p>
     <w:p>
       <w:r>
@@ -911,9 +1970,11 @@
           <w:numId w:val="34"/>
         </w:numPr>
       </w:pPr>
+      <w:bookmarkStart w:id="8" w:name="_Toc243390053"/>
       <w:r>
         <w:t>UI interakció:</w:t>
       </w:r>
+      <w:bookmarkEnd w:id="8"/>
     </w:p>
     <w:p>
       <w:pPr>
@@ -924,7 +1985,378 @@
         </w:numPr>
       </w:pPr>
       <w:r>
-        <w:t>A felhasználó a login oldalon látja a felhasználónév és a jelszó mezőket, az „elfelejtettem a jelszavam” linket, a „nincs még profilom, regisztrálok” linket és a bejelentkezés gombot.</w:t>
+        <w:t>A felhasználó a login oldalon látja a felhasználónév és a jelszó mezőket, az „</w:t>
+      </w:r>
+      <w:r>
+        <w:rPr>
+          <w:i/>
+          <w:iCs/>
+        </w:rPr>
+        <w:t>elfelejtettem a jelszavam</w:t>
+      </w:r>
+      <w:r>
+        <w:t>” linket, a „</w:t>
+      </w:r>
+      <w:r>
+        <w:rPr>
+          <w:i/>
+          <w:iCs/>
+        </w:rPr>
+        <w:t>nincs még profilom, regisztrálok</w:t>
+      </w:r>
+      <w:r>
+        <w:t>” linket és a bejelentkezés gombot.</w:t>
+      </w:r>
+    </w:p>
+    <w:p>
+      <w:pPr>
+        <w:pStyle w:val="Listaszerbekezds"/>
+        <w:numPr>
+          <w:ilvl w:val="0"/>
+          <w:numId w:val="36"/>
+        </w:numPr>
+      </w:pPr>
+      <w:r>
+        <w:t>Kitölti a mezőket és rákattint a gombra.</w:t>
+      </w:r>
+    </w:p>
+    <w:p>
+      <w:pPr>
+        <w:pStyle w:val="Listaszerbekezds"/>
+        <w:numPr>
+          <w:ilvl w:val="0"/>
+          <w:numId w:val="36"/>
+        </w:numPr>
+      </w:pPr>
+      <w:r>
+        <w:t>Hibák:</w:t>
+      </w:r>
+    </w:p>
+    <w:p>
+      <w:pPr>
+        <w:pStyle w:val="Listaszerbekezds"/>
+        <w:numPr>
+          <w:ilvl w:val="0"/>
+          <w:numId w:val="30"/>
+        </w:numPr>
+      </w:pPr>
+      <w:r>
+        <w:t xml:space="preserve">Mező üresen hagyása </w:t>
+      </w:r>
+      <w:r>
+        <w:sym w:font="Wingdings" w:char="F0E0"/>
+      </w:r>
+      <w:r>
+        <w:t xml:space="preserve"> A mező pirosan villan fel és hibaüzenetet jelenít meg: „</w:t>
+      </w:r>
+      <w:r>
+        <w:rPr>
+          <w:i/>
+          <w:iCs/>
+        </w:rPr>
+        <w:t xml:space="preserve">Nincs minden mező kitöltve.” </w:t>
+      </w:r>
+    </w:p>
+    <w:p>
+      <w:pPr>
+        <w:pStyle w:val="Listaszerbekezds"/>
+        <w:numPr>
+          <w:ilvl w:val="0"/>
+          <w:numId w:val="30"/>
+        </w:numPr>
+      </w:pPr>
+      <w:r>
+        <w:t xml:space="preserve">Rossz e-mail vagy jelszó </w:t>
+      </w:r>
+      <w:r>
+        <w:sym w:font="Wingdings" w:char="F0E0"/>
+      </w:r>
+      <w:r>
+        <w:t xml:space="preserve"> </w:t>
+      </w:r>
+      <w:r>
+        <w:t>A két mező</w:t>
+      </w:r>
+      <w:r>
+        <w:t xml:space="preserve"> piros</w:t>
+      </w:r>
+      <w:r>
+        <w:t>ra vált</w:t>
+      </w:r>
+      <w:r>
+        <w:t xml:space="preserve"> és a következő hibaüzenetet jeleníti meg: „</w:t>
+      </w:r>
+      <w:r>
+        <w:rPr>
+          <w:i/>
+          <w:iCs/>
+        </w:rPr>
+        <w:t xml:space="preserve">Hibás e-mail cím vagy/és jelszó.” </w:t>
+      </w:r>
+    </w:p>
+    <w:p>
+      <w:pPr>
+        <w:pStyle w:val="Listaszerbekezds"/>
+        <w:numPr>
+          <w:ilvl w:val="0"/>
+          <w:numId w:val="36"/>
+        </w:numPr>
+      </w:pPr>
+      <w:r>
+        <w:t>Sikeres bejelentkezés esetén:</w:t>
+      </w:r>
+    </w:p>
+    <w:p>
+      <w:pPr>
+        <w:pStyle w:val="Listaszerbekezds"/>
+        <w:numPr>
+          <w:ilvl w:val="0"/>
+          <w:numId w:val="30"/>
+        </w:numPr>
+      </w:pPr>
+      <w:r>
+        <w:t>Megjelen</w:t>
+      </w:r>
+      <w:r>
+        <w:t>i</w:t>
+      </w:r>
+      <w:r>
+        <w:t>k egy felugró üzenet ezzel az értesítéssel: „</w:t>
+      </w:r>
+      <w:r>
+        <w:rPr>
+          <w:i/>
+          <w:iCs/>
+        </w:rPr>
+        <w:t xml:space="preserve">Sikeres bejelentkezés.” </w:t>
+      </w:r>
+    </w:p>
+    <w:p>
+      <w:pPr>
+        <w:pStyle w:val="Listaszerbekezds"/>
+        <w:numPr>
+          <w:ilvl w:val="0"/>
+          <w:numId w:val="36"/>
+        </w:numPr>
+      </w:pPr>
+      <w:r>
+        <w:t>A felhasználót átirányítja a „</w:t>
+      </w:r>
+      <w:r>
+        <w:rPr>
+          <w:i/>
+          <w:iCs/>
+        </w:rPr>
+        <w:t>Home</w:t>
+      </w:r>
+      <w:r>
+        <w:t>” oldalra.</w:t>
+      </w:r>
+    </w:p>
+    <w:p>
+      <w:pPr>
+        <w:pStyle w:val="Listaszerbekezds"/>
+        <w:numPr>
+          <w:ilvl w:val="0"/>
+          <w:numId w:val="36"/>
+        </w:numPr>
+      </w:pPr>
+      <w:r>
+        <w:t>A létrehozott token letárolódik a frontendben a további használatokhoz.</w:t>
+      </w:r>
+    </w:p>
+    <w:p>
+      <w:pPr>
+        <w:pStyle w:val="Cmsor2"/>
+        <w:numPr>
+          <w:ilvl w:val="1"/>
+          <w:numId w:val="34"/>
+        </w:numPr>
+      </w:pPr>
+      <w:bookmarkStart w:id="9" w:name="_Toc243390054"/>
+      <w:r>
+        <w:t>Bemeneti adatok:</w:t>
+      </w:r>
+      <w:bookmarkEnd w:id="9"/>
+    </w:p>
+    <w:p>
+      <w:pPr>
+        <w:ind w:left="1418"/>
+      </w:pPr>
+      <w:r>
+        <w:t>E-mail cím és jelszó.</w:t>
+      </w:r>
+    </w:p>
+    <w:p>
+      <w:pPr>
+        <w:pStyle w:val="Cmsor2"/>
+        <w:numPr>
+          <w:ilvl w:val="1"/>
+          <w:numId w:val="34"/>
+        </w:numPr>
+      </w:pPr>
+      <w:r>
+        <w:t>Kimenet:</w:t>
+      </w:r>
+    </w:p>
+    <w:p>
+      <w:pPr>
+        <w:ind w:left="1418"/>
+      </w:pPr>
+      <w:r>
+        <w:t>Acces_token, token_type</w:t>
+      </w:r>
+    </w:p>
+    <w:p>
+      <w:pPr>
+        <w:pStyle w:val="Cmsor2"/>
+        <w:numPr>
+          <w:ilvl w:val="1"/>
+          <w:numId w:val="34"/>
+        </w:numPr>
+      </w:pPr>
+      <w:bookmarkStart w:id="10" w:name="_Toc243390055"/>
+      <w:r>
+        <w:t>UI kimenet:</w:t>
+      </w:r>
+      <w:bookmarkEnd w:id="10"/>
+    </w:p>
+    <w:p>
+      <w:pPr>
+        <w:ind w:left="1778" w:hanging="360"/>
+      </w:pPr>
+      <w:r>
+        <w:t>Felugró üzenet.</w:t>
+      </w:r>
+    </w:p>
+    <w:p>
+      <w:pPr>
+        <w:pStyle w:val="Cmsor2"/>
+        <w:numPr>
+          <w:ilvl w:val="1"/>
+          <w:numId w:val="34"/>
+        </w:numPr>
+      </w:pPr>
+      <w:bookmarkStart w:id="11" w:name="_Toc243390056"/>
+      <w:r>
+        <w:t>Eljárás:</w:t>
+      </w:r>
+      <w:bookmarkEnd w:id="11"/>
+    </w:p>
+    <w:p>
+      <w:pPr>
+        <w:pStyle w:val="Listaszerbekezds"/>
+        <w:numPr>
+          <w:ilvl w:val="0"/>
+          <w:numId w:val="42"/>
+        </w:numPr>
+      </w:pPr>
+      <w:r>
+        <w:t>A rendszer ellenőrzi, hogy a beírható adatok mezejének van-e tartalma.</w:t>
+      </w:r>
+    </w:p>
+    <w:p>
+      <w:pPr>
+        <w:pStyle w:val="Listaszerbekezds"/>
+        <w:numPr>
+          <w:ilvl w:val="0"/>
+          <w:numId w:val="42"/>
+        </w:numPr>
+      </w:pPr>
+      <w:r>
+        <w:t xml:space="preserve">Ha bármelyik hiányzik </w:t>
+      </w:r>
+      <w:r>
+        <w:sym w:font="Wingdings" w:char="F0E0"/>
+      </w:r>
+      <w:r>
+        <w:t xml:space="preserve"> hibaüzenetet ad vissza.</w:t>
+      </w:r>
+    </w:p>
+    <w:p>
+      <w:pPr>
+        <w:pStyle w:val="Listaszerbekezds"/>
+        <w:numPr>
+          <w:ilvl w:val="0"/>
+          <w:numId w:val="42"/>
+        </w:numPr>
+      </w:pPr>
+      <w:r>
+        <w:t>Keresi az e-mailhez tartozó usert.</w:t>
+      </w:r>
+    </w:p>
+    <w:p>
+      <w:pPr>
+        <w:pStyle w:val="Listaszerbekezds"/>
+        <w:numPr>
+          <w:ilvl w:val="0"/>
+          <w:numId w:val="42"/>
+        </w:numPr>
+      </w:pPr>
+      <w:r>
+        <w:t xml:space="preserve">Ha nincs ilyen user </w:t>
+      </w:r>
+      <w:r>
+        <w:sym w:font="Wingdings" w:char="F0E0"/>
+      </w:r>
+      <w:r>
+        <w:t xml:space="preserve"> hibád hitelesítés.</w:t>
+      </w:r>
+    </w:p>
+    <w:p>
+      <w:pPr>
+        <w:pStyle w:val="Listaszerbekezds"/>
+        <w:numPr>
+          <w:ilvl w:val="0"/>
+          <w:numId w:val="42"/>
+        </w:numPr>
+      </w:pPr>
+      <w:r>
+        <w:t>Ellenőrzi a jelszó egyezőségét</w:t>
+      </w:r>
+      <w:r>
+        <w:t xml:space="preserve"> a tárolt titkosítás (</w:t>
+      </w:r>
+      <w:r>
+        <w:rPr>
+          <w:i/>
+          <w:iCs/>
+        </w:rPr>
+        <w:t>Bcript</w:t>
+      </w:r>
+      <w:r>
+        <w:t>) és a beérkező jelszó között.</w:t>
+      </w:r>
+    </w:p>
+    <w:p>
+      <w:pPr>
+        <w:pStyle w:val="Listaszerbekezds"/>
+        <w:numPr>
+          <w:ilvl w:val="0"/>
+          <w:numId w:val="42"/>
+        </w:numPr>
+      </w:pPr>
+      <w:r>
+        <w:t xml:space="preserve">Ha nem egyezik </w:t>
+      </w:r>
+      <w:r>
+        <w:sym w:font="Wingdings" w:char="F0E0"/>
+      </w:r>
+      <w:r>
+        <w:t xml:space="preserve"> hibás hitelesítés.</w:t>
+      </w:r>
+    </w:p>
+    <w:p>
+      <w:pPr>
+        <w:pStyle w:val="Listaszerbekezds"/>
+        <w:numPr>
+          <w:ilvl w:val="0"/>
+          <w:numId w:val="42"/>
+        </w:numPr>
+      </w:pPr>
+      <w:r>
+        <w:lastRenderedPageBreak/>
+        <w:t xml:space="preserve">Ha </w:t>
       </w:r>
     </w:p>
     <w:p>
@@ -932,6 +2364,8 @@
         <w:pStyle w:val="Cmsor1"/>
         <w:ind w:left="0" w:firstLine="0"/>
       </w:pPr>
+      <w:bookmarkStart w:id="12" w:name="_Toc243390057"/>
+      <w:bookmarkEnd w:id="12"/>
     </w:p>
     <w:p>
       <w:pPr>
@@ -1382,6 +2816,119 @@
     </w:lvl>
   </w:abstractNum>
   <w:abstractNum w:abstractNumId="2" w15:restartNumberingAfterBreak="0">
+    <w:nsid w:val="09EE1081"/>
+    <w:multiLevelType w:val="multilevel"/>
+    <w:tmpl w:val="93FA85AA"/>
+    <w:lvl w:ilvl="0">
+      <w:start w:val="2"/>
+      <w:numFmt w:val="decimal"/>
+      <w:lvlText w:val="%1"/>
+      <w:lvlJc w:val="left"/>
+      <w:pPr>
+        <w:ind w:left="405" w:hanging="405"/>
+      </w:pPr>
+      <w:rPr>
+        <w:rFonts w:hint="default"/>
+      </w:rPr>
+    </w:lvl>
+    <w:lvl w:ilvl="1">
+      <w:start w:val="2"/>
+      <w:numFmt w:val="decimal"/>
+      <w:lvlText w:val="%1.%2"/>
+      <w:lvlJc w:val="left"/>
+      <w:pPr>
+        <w:ind w:left="1713" w:hanging="720"/>
+      </w:pPr>
+      <w:rPr>
+        <w:rFonts w:hint="default"/>
+      </w:rPr>
+    </w:lvl>
+    <w:lvl w:ilvl="2">
+      <w:start w:val="1"/>
+      <w:numFmt w:val="decimal"/>
+      <w:lvlText w:val="%1.%2.%3"/>
+      <w:lvlJc w:val="left"/>
+      <w:pPr>
+        <w:ind w:left="2706" w:hanging="720"/>
+      </w:pPr>
+      <w:rPr>
+        <w:rFonts w:hint="default"/>
+      </w:rPr>
+    </w:lvl>
+    <w:lvl w:ilvl="3">
+      <w:start w:val="1"/>
+      <w:numFmt w:val="decimal"/>
+      <w:lvlText w:val="%1.%2.%3.%4"/>
+      <w:lvlJc w:val="left"/>
+      <w:pPr>
+        <w:ind w:left="4059" w:hanging="1080"/>
+      </w:pPr>
+      <w:rPr>
+        <w:rFonts w:hint="default"/>
+      </w:rPr>
+    </w:lvl>
+    <w:lvl w:ilvl="4">
+      <w:start w:val="1"/>
+      <w:numFmt w:val="decimal"/>
+      <w:lvlText w:val="%1.%2.%3.%4.%5"/>
+      <w:lvlJc w:val="left"/>
+      <w:pPr>
+        <w:ind w:left="5412" w:hanging="1440"/>
+      </w:pPr>
+      <w:rPr>
+        <w:rFonts w:hint="default"/>
+      </w:rPr>
+    </w:lvl>
+    <w:lvl w:ilvl="5">
+      <w:start w:val="1"/>
+      <w:numFmt w:val="decimal"/>
+      <w:lvlText w:val="%1.%2.%3.%4.%5.%6"/>
+      <w:lvlJc w:val="left"/>
+      <w:pPr>
+        <w:ind w:left="6405" w:hanging="1440"/>
+      </w:pPr>
+      <w:rPr>
+        <w:rFonts w:hint="default"/>
+      </w:rPr>
+    </w:lvl>
+    <w:lvl w:ilvl="6">
+      <w:start w:val="1"/>
+      <w:numFmt w:val="decimal"/>
+      <w:lvlText w:val="%1.%2.%3.%4.%5.%6.%7"/>
+      <w:lvlJc w:val="left"/>
+      <w:pPr>
+        <w:ind w:left="7758" w:hanging="1800"/>
+      </w:pPr>
+      <w:rPr>
+        <w:rFonts w:hint="default"/>
+      </w:rPr>
+    </w:lvl>
+    <w:lvl w:ilvl="7">
+      <w:start w:val="1"/>
+      <w:numFmt w:val="decimal"/>
+      <w:lvlText w:val="%1.%2.%3.%4.%5.%6.%7.%8"/>
+      <w:lvlJc w:val="left"/>
+      <w:pPr>
+        <w:ind w:left="9111" w:hanging="2160"/>
+      </w:pPr>
+      <w:rPr>
+        <w:rFonts w:hint="default"/>
+      </w:rPr>
+    </w:lvl>
+    <w:lvl w:ilvl="8">
+      <w:start w:val="1"/>
+      <w:numFmt w:val="decimal"/>
+      <w:lvlText w:val="%1.%2.%3.%4.%5.%6.%7.%8.%9"/>
+      <w:lvlJc w:val="left"/>
+      <w:pPr>
+        <w:ind w:left="10104" w:hanging="2160"/>
+      </w:pPr>
+      <w:rPr>
+        <w:rFonts w:hint="default"/>
+      </w:rPr>
+    </w:lvl>
+  </w:abstractNum>
+  <w:abstractNum w:abstractNumId="3" w15:restartNumberingAfterBreak="0">
     <w:nsid w:val="0A3014F6"/>
     <w:multiLevelType w:val="multilevel"/>
     <w:tmpl w:val="040E001F"/>
@@ -1467,7 +3014,7 @@
       </w:pPr>
     </w:lvl>
   </w:abstractNum>
-  <w:abstractNum w:abstractNumId="3" w15:restartNumberingAfterBreak="0">
+  <w:abstractNum w:abstractNumId="4" w15:restartNumberingAfterBreak="0">
     <w:nsid w:val="0BC11545"/>
     <w:multiLevelType w:val="multilevel"/>
     <w:tmpl w:val="6B669168"/>
@@ -1634,7 +3181,7 @@
       </w:rPr>
     </w:lvl>
   </w:abstractNum>
-  <w:abstractNum w:abstractNumId="4" w15:restartNumberingAfterBreak="0">
+  <w:abstractNum w:abstractNumId="5" w15:restartNumberingAfterBreak="0">
     <w:nsid w:val="11732477"/>
     <w:multiLevelType w:val="multilevel"/>
     <w:tmpl w:val="040E001F"/>
@@ -1720,7 +3267,7 @@
       </w:pPr>
     </w:lvl>
   </w:abstractNum>
-  <w:abstractNum w:abstractNumId="5" w15:restartNumberingAfterBreak="0">
+  <w:abstractNum w:abstractNumId="6" w15:restartNumberingAfterBreak="0">
     <w:nsid w:val="140C32BF"/>
     <w:multiLevelType w:val="multilevel"/>
     <w:tmpl w:val="040E001F"/>
@@ -1806,14 +3353,13 @@
       </w:pPr>
     </w:lvl>
   </w:abstractNum>
-  <w:abstractNum w:abstractNumId="6" w15:restartNumberingAfterBreak="0">
+  <w:abstractNum w:abstractNumId="7" w15:restartNumberingAfterBreak="0">
     <w:nsid w:val="14E41B76"/>
     <w:multiLevelType w:val="hybridMultilevel"/>
     <w:tmpl w:val="F1889040"/>
     <w:lvl w:ilvl="0" w:tplc="5FA4B00A">
       <w:start w:val="1"/>
       <w:numFmt w:val="decimal"/>
-      <w:pStyle w:val="Cmsor2"/>
       <w:lvlText w:val="1.%1"/>
       <w:lvlJc w:val="left"/>
       <w:pPr>
@@ -1896,7 +3442,7 @@
       </w:pPr>
     </w:lvl>
   </w:abstractNum>
-  <w:abstractNum w:abstractNumId="7" w15:restartNumberingAfterBreak="0">
+  <w:abstractNum w:abstractNumId="8" w15:restartNumberingAfterBreak="0">
     <w:nsid w:val="1D230FFC"/>
     <w:multiLevelType w:val="hybridMultilevel"/>
     <w:tmpl w:val="78FA6B76"/>
@@ -2009,7 +3555,7 @@
       </w:rPr>
     </w:lvl>
   </w:abstractNum>
-  <w:abstractNum w:abstractNumId="8" w15:restartNumberingAfterBreak="0">
+  <w:abstractNum w:abstractNumId="9" w15:restartNumberingAfterBreak="0">
     <w:nsid w:val="1D312138"/>
     <w:multiLevelType w:val="multilevel"/>
     <w:tmpl w:val="EDFEDC4C"/>
@@ -2176,7 +3722,96 @@
       </w:rPr>
     </w:lvl>
   </w:abstractNum>
-  <w:abstractNum w:abstractNumId="9" w15:restartNumberingAfterBreak="0">
+  <w:abstractNum w:abstractNumId="10" w15:restartNumberingAfterBreak="0">
+    <w:nsid w:val="20DE1074"/>
+    <w:multiLevelType w:val="hybridMultilevel"/>
+    <w:tmpl w:val="2508FF02"/>
+    <w:lvl w:ilvl="0" w:tplc="D7904EDE">
+      <w:start w:val="1"/>
+      <w:numFmt w:val="decimal"/>
+      <w:lvlText w:val="%1."/>
+      <w:lvlJc w:val="left"/>
+      <w:pPr>
+        <w:ind w:left="1778" w:hanging="360"/>
+      </w:pPr>
+      <w:rPr>
+        <w:rFonts w:hint="default"/>
+      </w:rPr>
+    </w:lvl>
+    <w:lvl w:ilvl="1" w:tplc="040E0019" w:tentative="1">
+      <w:start w:val="1"/>
+      <w:numFmt w:val="lowerLetter"/>
+      <w:lvlText w:val="%2."/>
+      <w:lvlJc w:val="left"/>
+      <w:pPr>
+        <w:ind w:left="2498" w:hanging="360"/>
+      </w:pPr>
+    </w:lvl>
+    <w:lvl w:ilvl="2" w:tplc="040E001B" w:tentative="1">
+      <w:start w:val="1"/>
+      <w:numFmt w:val="lowerRoman"/>
+      <w:lvlText w:val="%3."/>
+      <w:lvlJc w:val="right"/>
+      <w:pPr>
+        <w:ind w:left="3218" w:hanging="180"/>
+      </w:pPr>
+    </w:lvl>
+    <w:lvl w:ilvl="3" w:tplc="040E000F" w:tentative="1">
+      <w:start w:val="1"/>
+      <w:numFmt w:val="decimal"/>
+      <w:lvlText w:val="%4."/>
+      <w:lvlJc w:val="left"/>
+      <w:pPr>
+        <w:ind w:left="3938" w:hanging="360"/>
+      </w:pPr>
+    </w:lvl>
+    <w:lvl w:ilvl="4" w:tplc="040E0019" w:tentative="1">
+      <w:start w:val="1"/>
+      <w:numFmt w:val="lowerLetter"/>
+      <w:lvlText w:val="%5."/>
+      <w:lvlJc w:val="left"/>
+      <w:pPr>
+        <w:ind w:left="4658" w:hanging="360"/>
+      </w:pPr>
+    </w:lvl>
+    <w:lvl w:ilvl="5" w:tplc="040E001B" w:tentative="1">
+      <w:start w:val="1"/>
+      <w:numFmt w:val="lowerRoman"/>
+      <w:lvlText w:val="%6."/>
+      <w:lvlJc w:val="right"/>
+      <w:pPr>
+        <w:ind w:left="5378" w:hanging="180"/>
+      </w:pPr>
+    </w:lvl>
+    <w:lvl w:ilvl="6" w:tplc="040E000F" w:tentative="1">
+      <w:start w:val="1"/>
+      <w:numFmt w:val="decimal"/>
+      <w:lvlText w:val="%7."/>
+      <w:lvlJc w:val="left"/>
+      <w:pPr>
+        <w:ind w:left="6098" w:hanging="360"/>
+      </w:pPr>
+    </w:lvl>
+    <w:lvl w:ilvl="7" w:tplc="040E0019" w:tentative="1">
+      <w:start w:val="1"/>
+      <w:numFmt w:val="lowerLetter"/>
+      <w:lvlText w:val="%8."/>
+      <w:lvlJc w:val="left"/>
+      <w:pPr>
+        <w:ind w:left="6818" w:hanging="360"/>
+      </w:pPr>
+    </w:lvl>
+    <w:lvl w:ilvl="8" w:tplc="040E001B" w:tentative="1">
+      <w:start w:val="1"/>
+      <w:numFmt w:val="lowerRoman"/>
+      <w:lvlText w:val="%9."/>
+      <w:lvlJc w:val="right"/>
+      <w:pPr>
+        <w:ind w:left="7538" w:hanging="180"/>
+      </w:pPr>
+    </w:lvl>
+  </w:abstractNum>
+  <w:abstractNum w:abstractNumId="11" w15:restartNumberingAfterBreak="0">
     <w:nsid w:val="23315511"/>
     <w:multiLevelType w:val="hybridMultilevel"/>
     <w:tmpl w:val="EFFC5E6A"/>
@@ -2192,7 +3827,7 @@
         <w:rFonts w:hint="default"/>
       </w:rPr>
     </w:lvl>
-    <w:lvl w:ilvl="1" w:tplc="040E0019" w:tentative="1">
+    <w:lvl w:ilvl="1" w:tplc="040E0019">
       <w:start w:val="1"/>
       <w:numFmt w:val="lowerLetter"/>
       <w:lvlText w:val="%2."/>
@@ -2265,7 +3900,7 @@
       </w:pPr>
     </w:lvl>
   </w:abstractNum>
-  <w:abstractNum w:abstractNumId="10" w15:restartNumberingAfterBreak="0">
+  <w:abstractNum w:abstractNumId="12" w15:restartNumberingAfterBreak="0">
     <w:nsid w:val="280D2EED"/>
     <w:multiLevelType w:val="multilevel"/>
     <w:tmpl w:val="E586017C"/>
@@ -2403,7 +4038,7 @@
       </w:rPr>
     </w:lvl>
   </w:abstractNum>
-  <w:abstractNum w:abstractNumId="11" w15:restartNumberingAfterBreak="0">
+  <w:abstractNum w:abstractNumId="13" w15:restartNumberingAfterBreak="0">
     <w:nsid w:val="2A153203"/>
     <w:multiLevelType w:val="hybridMultilevel"/>
     <w:tmpl w:val="DB141546"/>
@@ -2516,7 +4151,7 @@
       </w:rPr>
     </w:lvl>
   </w:abstractNum>
-  <w:abstractNum w:abstractNumId="12" w15:restartNumberingAfterBreak="0">
+  <w:abstractNum w:abstractNumId="14" w15:restartNumberingAfterBreak="0">
     <w:nsid w:val="2C7F3E5F"/>
     <w:multiLevelType w:val="hybridMultilevel"/>
     <w:tmpl w:val="992CBF76"/>
@@ -2628,7 +4263,7 @@
       </w:rPr>
     </w:lvl>
   </w:abstractNum>
-  <w:abstractNum w:abstractNumId="13" w15:restartNumberingAfterBreak="0">
+  <w:abstractNum w:abstractNumId="15" w15:restartNumberingAfterBreak="0">
     <w:nsid w:val="31D31BE3"/>
     <w:multiLevelType w:val="hybridMultilevel"/>
     <w:tmpl w:val="A89AB47E"/>
@@ -2741,7 +4376,7 @@
       </w:rPr>
     </w:lvl>
   </w:abstractNum>
-  <w:abstractNum w:abstractNumId="14" w15:restartNumberingAfterBreak="0">
+  <w:abstractNum w:abstractNumId="16" w15:restartNumberingAfterBreak="0">
     <w:nsid w:val="39495FB2"/>
     <w:multiLevelType w:val="hybridMultilevel"/>
     <w:tmpl w:val="DA823410"/>
@@ -2830,7 +4465,7 @@
       </w:pPr>
     </w:lvl>
   </w:abstractNum>
-  <w:abstractNum w:abstractNumId="15" w15:restartNumberingAfterBreak="0">
+  <w:abstractNum w:abstractNumId="17" w15:restartNumberingAfterBreak="0">
     <w:nsid w:val="3A5632FE"/>
     <w:multiLevelType w:val="hybridMultilevel"/>
     <w:tmpl w:val="064A8054"/>
@@ -2944,7 +4579,7 @@
       </w:rPr>
     </w:lvl>
   </w:abstractNum>
-  <w:abstractNum w:abstractNumId="16" w15:restartNumberingAfterBreak="0">
+  <w:abstractNum w:abstractNumId="18" w15:restartNumberingAfterBreak="0">
     <w:nsid w:val="3A9A6473"/>
     <w:multiLevelType w:val="multilevel"/>
     <w:tmpl w:val="DCF2DDC2"/>
@@ -3057,7 +4692,96 @@
       </w:rPr>
     </w:lvl>
   </w:abstractNum>
-  <w:abstractNum w:abstractNumId="17" w15:restartNumberingAfterBreak="0">
+  <w:abstractNum w:abstractNumId="19" w15:restartNumberingAfterBreak="0">
+    <w:nsid w:val="425C73A9"/>
+    <w:multiLevelType w:val="hybridMultilevel"/>
+    <w:tmpl w:val="AD227134"/>
+    <w:lvl w:ilvl="0" w:tplc="CF7C4B72">
+      <w:start w:val="1"/>
+      <w:numFmt w:val="decimal"/>
+      <w:lvlText w:val="%1."/>
+      <w:lvlJc w:val="left"/>
+      <w:pPr>
+        <w:ind w:left="2138" w:hanging="360"/>
+      </w:pPr>
+      <w:rPr>
+        <w:rFonts w:hint="default"/>
+      </w:rPr>
+    </w:lvl>
+    <w:lvl w:ilvl="1" w:tplc="040E0019" w:tentative="1">
+      <w:start w:val="1"/>
+      <w:numFmt w:val="lowerLetter"/>
+      <w:lvlText w:val="%2."/>
+      <w:lvlJc w:val="left"/>
+      <w:pPr>
+        <w:ind w:left="2858" w:hanging="360"/>
+      </w:pPr>
+    </w:lvl>
+    <w:lvl w:ilvl="2" w:tplc="040E001B" w:tentative="1">
+      <w:start w:val="1"/>
+      <w:numFmt w:val="lowerRoman"/>
+      <w:lvlText w:val="%3."/>
+      <w:lvlJc w:val="right"/>
+      <w:pPr>
+        <w:ind w:left="3578" w:hanging="180"/>
+      </w:pPr>
+    </w:lvl>
+    <w:lvl w:ilvl="3" w:tplc="040E000F" w:tentative="1">
+      <w:start w:val="1"/>
+      <w:numFmt w:val="decimal"/>
+      <w:lvlText w:val="%4."/>
+      <w:lvlJc w:val="left"/>
+      <w:pPr>
+        <w:ind w:left="4298" w:hanging="360"/>
+      </w:pPr>
+    </w:lvl>
+    <w:lvl w:ilvl="4" w:tplc="040E0019" w:tentative="1">
+      <w:start w:val="1"/>
+      <w:numFmt w:val="lowerLetter"/>
+      <w:lvlText w:val="%5."/>
+      <w:lvlJc w:val="left"/>
+      <w:pPr>
+        <w:ind w:left="5018" w:hanging="360"/>
+      </w:pPr>
+    </w:lvl>
+    <w:lvl w:ilvl="5" w:tplc="040E001B" w:tentative="1">
+      <w:start w:val="1"/>
+      <w:numFmt w:val="lowerRoman"/>
+      <w:lvlText w:val="%6."/>
+      <w:lvlJc w:val="right"/>
+      <w:pPr>
+        <w:ind w:left="5738" w:hanging="180"/>
+      </w:pPr>
+    </w:lvl>
+    <w:lvl w:ilvl="6" w:tplc="040E000F" w:tentative="1">
+      <w:start w:val="1"/>
+      <w:numFmt w:val="decimal"/>
+      <w:lvlText w:val="%7."/>
+      <w:lvlJc w:val="left"/>
+      <w:pPr>
+        <w:ind w:left="6458" w:hanging="360"/>
+      </w:pPr>
+    </w:lvl>
+    <w:lvl w:ilvl="7" w:tplc="040E0019" w:tentative="1">
+      <w:start w:val="1"/>
+      <w:numFmt w:val="lowerLetter"/>
+      <w:lvlText w:val="%8."/>
+      <w:lvlJc w:val="left"/>
+      <w:pPr>
+        <w:ind w:left="7178" w:hanging="360"/>
+      </w:pPr>
+    </w:lvl>
+    <w:lvl w:ilvl="8" w:tplc="040E001B" w:tentative="1">
+      <w:start w:val="1"/>
+      <w:numFmt w:val="lowerRoman"/>
+      <w:lvlText w:val="%9."/>
+      <w:lvlJc w:val="right"/>
+      <w:pPr>
+        <w:ind w:left="7898" w:hanging="180"/>
+      </w:pPr>
+    </w:lvl>
+  </w:abstractNum>
+  <w:abstractNum w:abstractNumId="20" w15:restartNumberingAfterBreak="0">
     <w:nsid w:val="4A100EDD"/>
     <w:multiLevelType w:val="hybridMultilevel"/>
     <w:tmpl w:val="F4EA3DD2"/>
@@ -3170,7 +4894,7 @@
       </w:rPr>
     </w:lvl>
   </w:abstractNum>
-  <w:abstractNum w:abstractNumId="18" w15:restartNumberingAfterBreak="0">
+  <w:abstractNum w:abstractNumId="21" w15:restartNumberingAfterBreak="0">
     <w:nsid w:val="4E6B2445"/>
     <w:multiLevelType w:val="hybridMultilevel"/>
     <w:tmpl w:val="EC24A3FA"/>
@@ -3259,7 +4983,7 @@
       </w:pPr>
     </w:lvl>
   </w:abstractNum>
-  <w:abstractNum w:abstractNumId="19" w15:restartNumberingAfterBreak="0">
+  <w:abstractNum w:abstractNumId="22" w15:restartNumberingAfterBreak="0">
     <w:nsid w:val="4E7C33A8"/>
     <w:multiLevelType w:val="multilevel"/>
     <w:tmpl w:val="040E001F"/>
@@ -3345,7 +5069,7 @@
       </w:pPr>
     </w:lvl>
   </w:abstractNum>
-  <w:abstractNum w:abstractNumId="20" w15:restartNumberingAfterBreak="0">
+  <w:abstractNum w:abstractNumId="23" w15:restartNumberingAfterBreak="0">
     <w:nsid w:val="502A2941"/>
     <w:multiLevelType w:val="hybridMultilevel"/>
     <w:tmpl w:val="1A185684"/>
@@ -3458,7 +5182,7 @@
       </w:rPr>
     </w:lvl>
   </w:abstractNum>
-  <w:abstractNum w:abstractNumId="21" w15:restartNumberingAfterBreak="0">
+  <w:abstractNum w:abstractNumId="24" w15:restartNumberingAfterBreak="0">
     <w:nsid w:val="533C7D89"/>
     <w:multiLevelType w:val="hybridMultilevel"/>
     <w:tmpl w:val="BCB29F5C"/>
@@ -3547,7 +5271,96 @@
       </w:pPr>
     </w:lvl>
   </w:abstractNum>
-  <w:abstractNum w:abstractNumId="22" w15:restartNumberingAfterBreak="0">
+  <w:abstractNum w:abstractNumId="25" w15:restartNumberingAfterBreak="0">
+    <w:nsid w:val="57035ADD"/>
+    <w:multiLevelType w:val="hybridMultilevel"/>
+    <w:tmpl w:val="36968D0E"/>
+    <w:lvl w:ilvl="0" w:tplc="82323540">
+      <w:start w:val="1"/>
+      <w:numFmt w:val="decimal"/>
+      <w:lvlText w:val="%1."/>
+      <w:lvlJc w:val="left"/>
+      <w:pPr>
+        <w:ind w:left="1778" w:hanging="360"/>
+      </w:pPr>
+      <w:rPr>
+        <w:rFonts w:hint="default"/>
+      </w:rPr>
+    </w:lvl>
+    <w:lvl w:ilvl="1" w:tplc="040E0019" w:tentative="1">
+      <w:start w:val="1"/>
+      <w:numFmt w:val="lowerLetter"/>
+      <w:lvlText w:val="%2."/>
+      <w:lvlJc w:val="left"/>
+      <w:pPr>
+        <w:ind w:left="2498" w:hanging="360"/>
+      </w:pPr>
+    </w:lvl>
+    <w:lvl w:ilvl="2" w:tplc="040E001B" w:tentative="1">
+      <w:start w:val="1"/>
+      <w:numFmt w:val="lowerRoman"/>
+      <w:lvlText w:val="%3."/>
+      <w:lvlJc w:val="right"/>
+      <w:pPr>
+        <w:ind w:left="3218" w:hanging="180"/>
+      </w:pPr>
+    </w:lvl>
+    <w:lvl w:ilvl="3" w:tplc="040E000F" w:tentative="1">
+      <w:start w:val="1"/>
+      <w:numFmt w:val="decimal"/>
+      <w:lvlText w:val="%4."/>
+      <w:lvlJc w:val="left"/>
+      <w:pPr>
+        <w:ind w:left="3938" w:hanging="360"/>
+      </w:pPr>
+    </w:lvl>
+    <w:lvl w:ilvl="4" w:tplc="040E0019" w:tentative="1">
+      <w:start w:val="1"/>
+      <w:numFmt w:val="lowerLetter"/>
+      <w:lvlText w:val="%5."/>
+      <w:lvlJc w:val="left"/>
+      <w:pPr>
+        <w:ind w:left="4658" w:hanging="360"/>
+      </w:pPr>
+    </w:lvl>
+    <w:lvl w:ilvl="5" w:tplc="040E001B" w:tentative="1">
+      <w:start w:val="1"/>
+      <w:numFmt w:val="lowerRoman"/>
+      <w:lvlText w:val="%6."/>
+      <w:lvlJc w:val="right"/>
+      <w:pPr>
+        <w:ind w:left="5378" w:hanging="180"/>
+      </w:pPr>
+    </w:lvl>
+    <w:lvl w:ilvl="6" w:tplc="040E000F" w:tentative="1">
+      <w:start w:val="1"/>
+      <w:numFmt w:val="decimal"/>
+      <w:lvlText w:val="%7."/>
+      <w:lvlJc w:val="left"/>
+      <w:pPr>
+        <w:ind w:left="6098" w:hanging="360"/>
+      </w:pPr>
+    </w:lvl>
+    <w:lvl w:ilvl="7" w:tplc="040E0019" w:tentative="1">
+      <w:start w:val="1"/>
+      <w:numFmt w:val="lowerLetter"/>
+      <w:lvlText w:val="%8."/>
+      <w:lvlJc w:val="left"/>
+      <w:pPr>
+        <w:ind w:left="6818" w:hanging="360"/>
+      </w:pPr>
+    </w:lvl>
+    <w:lvl w:ilvl="8" w:tplc="040E001B" w:tentative="1">
+      <w:start w:val="1"/>
+      <w:numFmt w:val="lowerRoman"/>
+      <w:lvlText w:val="%9."/>
+      <w:lvlJc w:val="right"/>
+      <w:pPr>
+        <w:ind w:left="7538" w:hanging="180"/>
+      </w:pPr>
+    </w:lvl>
+  </w:abstractNum>
+  <w:abstractNum w:abstractNumId="26" w15:restartNumberingAfterBreak="0">
     <w:nsid w:val="579A67A4"/>
     <w:multiLevelType w:val="multilevel"/>
     <w:tmpl w:val="8B9C6614"/>
@@ -3660,7 +5473,7 @@
       </w:rPr>
     </w:lvl>
   </w:abstractNum>
-  <w:abstractNum w:abstractNumId="23" w15:restartNumberingAfterBreak="0">
+  <w:abstractNum w:abstractNumId="27" w15:restartNumberingAfterBreak="0">
     <w:nsid w:val="5833781B"/>
     <w:multiLevelType w:val="hybridMultilevel"/>
     <w:tmpl w:val="310AA028"/>
@@ -3772,7 +5585,7 @@
       </w:rPr>
     </w:lvl>
   </w:abstractNum>
-  <w:abstractNum w:abstractNumId="24" w15:restartNumberingAfterBreak="0">
+  <w:abstractNum w:abstractNumId="28" w15:restartNumberingAfterBreak="0">
     <w:nsid w:val="590136D7"/>
     <w:multiLevelType w:val="multilevel"/>
     <w:tmpl w:val="0F8A8F7C"/>
@@ -3885,7 +5698,7 @@
       </w:rPr>
     </w:lvl>
   </w:abstractNum>
-  <w:abstractNum w:abstractNumId="25" w15:restartNumberingAfterBreak="0">
+  <w:abstractNum w:abstractNumId="29" w15:restartNumberingAfterBreak="0">
     <w:nsid w:val="5B0944E5"/>
     <w:multiLevelType w:val="hybridMultilevel"/>
     <w:tmpl w:val="911A046C"/>
@@ -3997,7 +5810,7 @@
       </w:rPr>
     </w:lvl>
   </w:abstractNum>
-  <w:abstractNum w:abstractNumId="26" w15:restartNumberingAfterBreak="0">
+  <w:abstractNum w:abstractNumId="30" w15:restartNumberingAfterBreak="0">
     <w:nsid w:val="5B1E4B57"/>
     <w:multiLevelType w:val="hybridMultilevel"/>
     <w:tmpl w:val="631EEA22"/>
@@ -4140,7 +5953,7 @@
       </w:pPr>
     </w:lvl>
   </w:abstractNum>
-  <w:abstractNum w:abstractNumId="27" w15:restartNumberingAfterBreak="0">
+  <w:abstractNum w:abstractNumId="31" w15:restartNumberingAfterBreak="0">
     <w:nsid w:val="5D961E72"/>
     <w:multiLevelType w:val="multilevel"/>
     <w:tmpl w:val="2E6A1DE8"/>
@@ -4307,7 +6120,7 @@
       </w:rPr>
     </w:lvl>
   </w:abstractNum>
-  <w:abstractNum w:abstractNumId="28" w15:restartNumberingAfterBreak="0">
+  <w:abstractNum w:abstractNumId="32" w15:restartNumberingAfterBreak="0">
     <w:nsid w:val="6F4E5475"/>
     <w:multiLevelType w:val="multilevel"/>
     <w:tmpl w:val="C4127CE8"/>
@@ -4420,7 +6233,96 @@
       </w:rPr>
     </w:lvl>
   </w:abstractNum>
-  <w:abstractNum w:abstractNumId="29" w15:restartNumberingAfterBreak="0">
+  <w:abstractNum w:abstractNumId="33" w15:restartNumberingAfterBreak="0">
+    <w:nsid w:val="72B7350A"/>
+    <w:multiLevelType w:val="hybridMultilevel"/>
+    <w:tmpl w:val="3D3A4E4A"/>
+    <w:lvl w:ilvl="0" w:tplc="040E000F">
+      <w:start w:val="1"/>
+      <w:numFmt w:val="decimal"/>
+      <w:lvlText w:val="%1."/>
+      <w:lvlJc w:val="left"/>
+      <w:pPr>
+        <w:ind w:left="1778" w:hanging="360"/>
+      </w:pPr>
+      <w:rPr>
+        <w:rFonts w:hint="default"/>
+      </w:rPr>
+    </w:lvl>
+    <w:lvl w:ilvl="1" w:tplc="040E0019" w:tentative="1">
+      <w:start w:val="1"/>
+      <w:numFmt w:val="lowerLetter"/>
+      <w:lvlText w:val="%2."/>
+      <w:lvlJc w:val="left"/>
+      <w:pPr>
+        <w:ind w:left="2498" w:hanging="360"/>
+      </w:pPr>
+    </w:lvl>
+    <w:lvl w:ilvl="2" w:tplc="040E001B" w:tentative="1">
+      <w:start w:val="1"/>
+      <w:numFmt w:val="lowerRoman"/>
+      <w:lvlText w:val="%3."/>
+      <w:lvlJc w:val="right"/>
+      <w:pPr>
+        <w:ind w:left="3218" w:hanging="180"/>
+      </w:pPr>
+    </w:lvl>
+    <w:lvl w:ilvl="3" w:tplc="040E000F" w:tentative="1">
+      <w:start w:val="1"/>
+      <w:numFmt w:val="decimal"/>
+      <w:lvlText w:val="%4."/>
+      <w:lvlJc w:val="left"/>
+      <w:pPr>
+        <w:ind w:left="3938" w:hanging="360"/>
+      </w:pPr>
+    </w:lvl>
+    <w:lvl w:ilvl="4" w:tplc="040E0019" w:tentative="1">
+      <w:start w:val="1"/>
+      <w:numFmt w:val="lowerLetter"/>
+      <w:lvlText w:val="%5."/>
+      <w:lvlJc w:val="left"/>
+      <w:pPr>
+        <w:ind w:left="4658" w:hanging="360"/>
+      </w:pPr>
+    </w:lvl>
+    <w:lvl w:ilvl="5" w:tplc="040E001B" w:tentative="1">
+      <w:start w:val="1"/>
+      <w:numFmt w:val="lowerRoman"/>
+      <w:lvlText w:val="%6."/>
+      <w:lvlJc w:val="right"/>
+      <w:pPr>
+        <w:ind w:left="5378" w:hanging="180"/>
+      </w:pPr>
+    </w:lvl>
+    <w:lvl w:ilvl="6" w:tplc="040E000F" w:tentative="1">
+      <w:start w:val="1"/>
+      <w:numFmt w:val="decimal"/>
+      <w:lvlText w:val="%7."/>
+      <w:lvlJc w:val="left"/>
+      <w:pPr>
+        <w:ind w:left="6098" w:hanging="360"/>
+      </w:pPr>
+    </w:lvl>
+    <w:lvl w:ilvl="7" w:tplc="040E0019" w:tentative="1">
+      <w:start w:val="1"/>
+      <w:numFmt w:val="lowerLetter"/>
+      <w:lvlText w:val="%8."/>
+      <w:lvlJc w:val="left"/>
+      <w:pPr>
+        <w:ind w:left="6818" w:hanging="360"/>
+      </w:pPr>
+    </w:lvl>
+    <w:lvl w:ilvl="8" w:tplc="040E001B" w:tentative="1">
+      <w:start w:val="1"/>
+      <w:numFmt w:val="lowerRoman"/>
+      <w:lvlText w:val="%9."/>
+      <w:lvlJc w:val="right"/>
+      <w:pPr>
+        <w:ind w:left="7538" w:hanging="180"/>
+      </w:pPr>
+    </w:lvl>
+  </w:abstractNum>
+  <w:abstractNum w:abstractNumId="34" w15:restartNumberingAfterBreak="0">
     <w:nsid w:val="72D82A01"/>
     <w:multiLevelType w:val="multilevel"/>
     <w:tmpl w:val="040E001F"/>
@@ -4506,7 +6408,96 @@
       </w:pPr>
     </w:lvl>
   </w:abstractNum>
-  <w:abstractNum w:abstractNumId="30" w15:restartNumberingAfterBreak="0">
+  <w:abstractNum w:abstractNumId="35" w15:restartNumberingAfterBreak="0">
+    <w:nsid w:val="753A15CC"/>
+    <w:multiLevelType w:val="hybridMultilevel"/>
+    <w:tmpl w:val="82DE08C4"/>
+    <w:lvl w:ilvl="0" w:tplc="DF042F6A">
+      <w:start w:val="1"/>
+      <w:numFmt w:val="decimal"/>
+      <w:lvlText w:val="%1."/>
+      <w:lvlJc w:val="left"/>
+      <w:pPr>
+        <w:ind w:left="1778" w:hanging="360"/>
+      </w:pPr>
+      <w:rPr>
+        <w:rFonts w:hint="default"/>
+      </w:rPr>
+    </w:lvl>
+    <w:lvl w:ilvl="1" w:tplc="040E0019" w:tentative="1">
+      <w:start w:val="1"/>
+      <w:numFmt w:val="lowerLetter"/>
+      <w:lvlText w:val="%2."/>
+      <w:lvlJc w:val="left"/>
+      <w:pPr>
+        <w:ind w:left="2498" w:hanging="360"/>
+      </w:pPr>
+    </w:lvl>
+    <w:lvl w:ilvl="2" w:tplc="040E001B" w:tentative="1">
+      <w:start w:val="1"/>
+      <w:numFmt w:val="lowerRoman"/>
+      <w:lvlText w:val="%3."/>
+      <w:lvlJc w:val="right"/>
+      <w:pPr>
+        <w:ind w:left="3218" w:hanging="180"/>
+      </w:pPr>
+    </w:lvl>
+    <w:lvl w:ilvl="3" w:tplc="040E000F" w:tentative="1">
+      <w:start w:val="1"/>
+      <w:numFmt w:val="decimal"/>
+      <w:lvlText w:val="%4."/>
+      <w:lvlJc w:val="left"/>
+      <w:pPr>
+        <w:ind w:left="3938" w:hanging="360"/>
+      </w:pPr>
+    </w:lvl>
+    <w:lvl w:ilvl="4" w:tplc="040E0019" w:tentative="1">
+      <w:start w:val="1"/>
+      <w:numFmt w:val="lowerLetter"/>
+      <w:lvlText w:val="%5."/>
+      <w:lvlJc w:val="left"/>
+      <w:pPr>
+        <w:ind w:left="4658" w:hanging="360"/>
+      </w:pPr>
+    </w:lvl>
+    <w:lvl w:ilvl="5" w:tplc="040E001B" w:tentative="1">
+      <w:start w:val="1"/>
+      <w:numFmt w:val="lowerRoman"/>
+      <w:lvlText w:val="%6."/>
+      <w:lvlJc w:val="right"/>
+      <w:pPr>
+        <w:ind w:left="5378" w:hanging="180"/>
+      </w:pPr>
+    </w:lvl>
+    <w:lvl w:ilvl="6" w:tplc="040E000F" w:tentative="1">
+      <w:start w:val="1"/>
+      <w:numFmt w:val="decimal"/>
+      <w:lvlText w:val="%7."/>
+      <w:lvlJc w:val="left"/>
+      <w:pPr>
+        <w:ind w:left="6098" w:hanging="360"/>
+      </w:pPr>
+    </w:lvl>
+    <w:lvl w:ilvl="7" w:tplc="040E0019" w:tentative="1">
+      <w:start w:val="1"/>
+      <w:numFmt w:val="lowerLetter"/>
+      <w:lvlText w:val="%8."/>
+      <w:lvlJc w:val="left"/>
+      <w:pPr>
+        <w:ind w:left="6818" w:hanging="360"/>
+      </w:pPr>
+    </w:lvl>
+    <w:lvl w:ilvl="8" w:tplc="040E001B" w:tentative="1">
+      <w:start w:val="1"/>
+      <w:numFmt w:val="lowerRoman"/>
+      <w:lvlText w:val="%9."/>
+      <w:lvlJc w:val="right"/>
+      <w:pPr>
+        <w:ind w:left="7538" w:hanging="180"/>
+      </w:pPr>
+    </w:lvl>
+  </w:abstractNum>
+  <w:abstractNum w:abstractNumId="36" w15:restartNumberingAfterBreak="0">
     <w:nsid w:val="79021BF2"/>
     <w:multiLevelType w:val="hybridMultilevel"/>
     <w:tmpl w:val="5DF4E48E"/>
@@ -4653,7 +6644,7 @@
       </w:pPr>
     </w:lvl>
   </w:abstractNum>
-  <w:abstractNum w:abstractNumId="31" w15:restartNumberingAfterBreak="0">
+  <w:abstractNum w:abstractNumId="37" w15:restartNumberingAfterBreak="0">
     <w:nsid w:val="7AA558AC"/>
     <w:multiLevelType w:val="multilevel"/>
     <w:tmpl w:val="4AEE0144"/>
@@ -4767,73 +6758,73 @@
     </w:lvl>
   </w:abstractNum>
   <w:num w:numId="1">
-    <w:abstractNumId w:val="31"/>
+    <w:abstractNumId w:val="37"/>
   </w:num>
   <w:num w:numId="2">
-    <w:abstractNumId w:val="4"/>
+    <w:abstractNumId w:val="5"/>
   </w:num>
   <w:num w:numId="3">
-    <w:abstractNumId w:val="31"/>
+    <w:abstractNumId w:val="37"/>
   </w:num>
   <w:num w:numId="4">
+    <w:abstractNumId w:val="17"/>
+  </w:num>
+  <w:num w:numId="5">
+    <w:abstractNumId w:val="14"/>
+  </w:num>
+  <w:num w:numId="6">
     <w:abstractNumId w:val="15"/>
   </w:num>
-  <w:num w:numId="5">
-    <w:abstractNumId w:val="12"/>
-  </w:num>
-  <w:num w:numId="6">
-    <w:abstractNumId w:val="13"/>
-  </w:num>
   <w:num w:numId="7">
-    <w:abstractNumId w:val="15"/>
+    <w:abstractNumId w:val="17"/>
   </w:num>
   <w:num w:numId="8">
     <w:abstractNumId w:val="1"/>
   </w:num>
   <w:num w:numId="9">
-    <w:abstractNumId w:val="30"/>
+    <w:abstractNumId w:val="36"/>
   </w:num>
   <w:num w:numId="10">
-    <w:abstractNumId w:val="2"/>
+    <w:abstractNumId w:val="3"/>
   </w:num>
   <w:num w:numId="11">
-    <w:abstractNumId w:val="29"/>
+    <w:abstractNumId w:val="34"/>
   </w:num>
   <w:num w:numId="12">
-    <w:abstractNumId w:val="16"/>
+    <w:abstractNumId w:val="18"/>
   </w:num>
   <w:num w:numId="13">
-    <w:abstractNumId w:val="22"/>
+    <w:abstractNumId w:val="26"/>
   </w:num>
   <w:num w:numId="14">
-    <w:abstractNumId w:val="24"/>
+    <w:abstractNumId w:val="28"/>
   </w:num>
   <w:num w:numId="15">
-    <w:abstractNumId w:val="30"/>
+    <w:abstractNumId w:val="36"/>
     <w:lvlOverride w:ilvl="0">
       <w:startOverride w:val="1"/>
     </w:lvlOverride>
   </w:num>
   <w:num w:numId="16">
-    <w:abstractNumId w:val="5"/>
+    <w:abstractNumId w:val="6"/>
   </w:num>
   <w:num w:numId="17">
-    <w:abstractNumId w:val="19"/>
+    <w:abstractNumId w:val="22"/>
   </w:num>
   <w:num w:numId="18">
-    <w:abstractNumId w:val="3"/>
+    <w:abstractNumId w:val="4"/>
   </w:num>
   <w:num w:numId="19">
-    <w:abstractNumId w:val="11"/>
+    <w:abstractNumId w:val="13"/>
   </w:num>
   <w:num w:numId="20">
-    <w:abstractNumId w:val="27"/>
+    <w:abstractNumId w:val="31"/>
   </w:num>
   <w:num w:numId="21">
-    <w:abstractNumId w:val="8"/>
+    <w:abstractNumId w:val="9"/>
   </w:num>
   <w:num w:numId="22">
-    <w:abstractNumId w:val="3"/>
+    <w:abstractNumId w:val="4"/>
     <w:lvlOverride w:ilvl="0">
       <w:lvl w:ilvl="0">
         <w:start w:val="1"/>
@@ -4987,46 +6978,64 @@
     </w:lvlOverride>
   </w:num>
   <w:num w:numId="23">
-    <w:abstractNumId w:val="10"/>
+    <w:abstractNumId w:val="12"/>
   </w:num>
   <w:num w:numId="24">
-    <w:abstractNumId w:val="17"/>
+    <w:abstractNumId w:val="20"/>
   </w:num>
   <w:num w:numId="25">
-    <w:abstractNumId w:val="26"/>
+    <w:abstractNumId w:val="30"/>
   </w:num>
   <w:num w:numId="26">
-    <w:abstractNumId w:val="25"/>
+    <w:abstractNumId w:val="29"/>
   </w:num>
   <w:num w:numId="27">
-    <w:abstractNumId w:val="23"/>
+    <w:abstractNumId w:val="27"/>
   </w:num>
   <w:num w:numId="28">
     <w:abstractNumId w:val="0"/>
   </w:num>
   <w:num w:numId="29">
+    <w:abstractNumId w:val="8"/>
+  </w:num>
+  <w:num w:numId="30">
+    <w:abstractNumId w:val="23"/>
+  </w:num>
+  <w:num w:numId="31">
+    <w:abstractNumId w:val="24"/>
+  </w:num>
+  <w:num w:numId="32">
+    <w:abstractNumId w:val="21"/>
+  </w:num>
+  <w:num w:numId="33">
     <w:abstractNumId w:val="7"/>
   </w:num>
-  <w:num w:numId="30">
-    <w:abstractNumId w:val="20"/>
-  </w:num>
-  <w:num w:numId="31">
-    <w:abstractNumId w:val="21"/>
-  </w:num>
-  <w:num w:numId="32">
-    <w:abstractNumId w:val="18"/>
-  </w:num>
-  <w:num w:numId="33">
-    <w:abstractNumId w:val="6"/>
-  </w:num>
   <w:num w:numId="34">
-    <w:abstractNumId w:val="28"/>
+    <w:abstractNumId w:val="32"/>
   </w:num>
   <w:num w:numId="35">
-    <w:abstractNumId w:val="14"/>
+    <w:abstractNumId w:val="16"/>
   </w:num>
   <w:num w:numId="36">
-    <w:abstractNumId w:val="9"/>
+    <w:abstractNumId w:val="11"/>
+  </w:num>
+  <w:num w:numId="37">
+    <w:abstractNumId w:val="2"/>
+  </w:num>
+  <w:num w:numId="38">
+    <w:abstractNumId w:val="35"/>
+  </w:num>
+  <w:num w:numId="39">
+    <w:abstractNumId w:val="19"/>
+  </w:num>
+  <w:num w:numId="40">
+    <w:abstractNumId w:val="33"/>
+  </w:num>
+  <w:num w:numId="41">
+    <w:abstractNumId w:val="25"/>
+  </w:num>
+  <w:num w:numId="42">
+    <w:abstractNumId w:val="10"/>
   </w:num>
 </w:numbering>
 </file>
@@ -5473,13 +7482,18 @@
     <w:uiPriority w:val="9"/>
     <w:unhideWhenUsed/>
     <w:qFormat/>
-    <w:rsid w:val="004B31AE"/>
+    <w:rsid w:val="00CB2270"/>
     <w:pPr>
       <w:pageBreakBefore w:val="0"/>
       <w:numPr>
-        <w:numId w:val="33"/>
+        <w:numId w:val="0"/>
       </w:numPr>
-      <w:ind w:left="1701" w:hanging="708"/>
+      <w:tabs>
+        <w:tab w:val="left" w:pos="709"/>
+        <w:tab w:val="left" w:pos="1701"/>
+        <w:tab w:val="left" w:pos="3331"/>
+      </w:tabs>
+      <w:ind w:left="993"/>
       <w:outlineLvl w:val="1"/>
     </w:pPr>
     <w:rPr>
@@ -5491,6 +7505,7 @@
   <w:style w:type="character" w:default="1" w:styleId="Bekezdsalapbettpusa">
     <w:name w:val="Default Paragraph Font"/>
     <w:uiPriority w:val="1"/>
+    <w:semiHidden/>
     <w:unhideWhenUsed/>
   </w:style>
   <w:style w:type="table" w:default="1" w:styleId="Normltblzat">
@@ -5621,7 +7636,7 @@
     <w:basedOn w:val="Bekezdsalapbettpusa"/>
     <w:link w:val="Cmsor2"/>
     <w:uiPriority w:val="9"/>
-    <w:rsid w:val="004B31AE"/>
+    <w:rsid w:val="00CB2270"/>
     <w:rPr>
       <w:rFonts w:ascii="Times New Roman" w:hAnsi="Times New Roman" w:cs="Times New Roman"/>
       <w:noProof/>

--- a/Algoritmus/KalandBörze_Algoritmus.docx
+++ b/Algoritmus/KalandBörze_Algoritmus.docx
@@ -1207,21 +1207,7 @@
                 <w:rStyle w:val="Hiperhivatkozs"/>
                 <w:noProof/>
               </w:rPr>
-              <w:t>Eljá</w:t>
-            </w:r>
-            <w:r>
-              <w:rPr>
-                <w:rStyle w:val="Hiperhivatkozs"/>
-                <w:noProof/>
-              </w:rPr>
-              <w:t>r</w:t>
-            </w:r>
-            <w:r>
-              <w:rPr>
-                <w:rStyle w:val="Hiperhivatkozs"/>
-                <w:noProof/>
-              </w:rPr>
-              <w:t>ás:</w:t>
+              <w:t>Eljárás:</w:t>
             </w:r>
             <w:r>
               <w:rPr>
@@ -1363,38 +1349,6 @@
         </w:p>
       </w:sdtContent>
     </w:sdt>
-    <w:p>
-      <w:pPr>
-        <w:rPr>
-          <w:b/>
-          <w:bCs/>
-        </w:rPr>
-      </w:pPr>
-    </w:p>
-    <w:p>
-      <w:pPr>
-        <w:rPr>
-          <w:b/>
-          <w:bCs/>
-        </w:rPr>
-      </w:pPr>
-    </w:p>
-    <w:p>
-      <w:pPr>
-        <w:rPr>
-          <w:b/>
-          <w:bCs/>
-        </w:rPr>
-      </w:pPr>
-    </w:p>
-    <w:p>
-      <w:pPr>
-        <w:rPr>
-          <w:b/>
-          <w:bCs/>
-        </w:rPr>
-      </w:pPr>
-    </w:p>
     <w:p>
       <w:pPr>
         <w:rPr>

--- a/Algoritmus/KalandBörze_Algoritmus.docx
+++ b/Algoritmus/KalandBörze_Algoritmus.docx
@@ -266,7 +266,7 @@
           <w:r>
             <w:fldChar w:fldCharType="separate"/>
           </w:r>
-          <w:hyperlink w:anchor="_Toc243390045" w:history="1">
+          <w:hyperlink w:anchor="_Toc243394674" w:history="1">
             <w:r>
               <w:rPr>
                 <w:rStyle w:val="Hiperhivatkozs"/>
@@ -290,7 +290,7 @@
                 <w:rStyle w:val="Hiperhivatkozs"/>
                 <w:noProof/>
               </w:rPr>
-              <w:t>Registztráció (Register)</w:t>
+              <w:t>Regisztráció (Register)</w:t>
             </w:r>
             <w:r>
               <w:rPr>
@@ -311,7 +311,7 @@
                 <w:noProof/>
                 <w:webHidden/>
               </w:rPr>
-              <w:instrText xml:space="preserve"> PAGEREF _Toc243390045 \h </w:instrText>
+              <w:instrText xml:space="preserve"> PAGEREF _Toc243394674 \h </w:instrText>
             </w:r>
             <w:r>
               <w:rPr>
@@ -331,7 +331,7 @@
                 <w:noProof/>
                 <w:webHidden/>
               </w:rPr>
-              <w:t>3</w:t>
+              <w:t>2</w:t>
             </w:r>
             <w:r>
               <w:rPr>
@@ -357,7 +357,7 @@
               <w:lang w:eastAsia="hu-HU"/>
             </w:rPr>
           </w:pPr>
-          <w:hyperlink w:anchor="_Toc243390046" w:history="1">
+          <w:hyperlink w:anchor="_Toc243394675" w:history="1">
             <w:r>
               <w:rPr>
                 <w:rStyle w:val="Hiperhivatkozs"/>
@@ -384,7 +384,7 @@
                 <w:noProof/>
                 <w:webHidden/>
               </w:rPr>
-              <w:instrText xml:space="preserve"> PAGEREF _Toc243390046 \h </w:instrText>
+              <w:instrText xml:space="preserve"> PAGEREF _Toc243394675 \h </w:instrText>
             </w:r>
             <w:r>
               <w:rPr>
@@ -404,7 +404,7 @@
                 <w:noProof/>
                 <w:webHidden/>
               </w:rPr>
-              <w:t>3</w:t>
+              <w:t>2</w:t>
             </w:r>
             <w:r>
               <w:rPr>
@@ -430,7 +430,7 @@
               <w:lang w:eastAsia="hu-HU"/>
             </w:rPr>
           </w:pPr>
-          <w:hyperlink w:anchor="_Toc243390047" w:history="1">
+          <w:hyperlink w:anchor="_Toc243394676" w:history="1">
             <w:r>
               <w:rPr>
                 <w:rStyle w:val="Hiperhivatkozs"/>
@@ -457,7 +457,7 @@
                 <w:noProof/>
                 <w:webHidden/>
               </w:rPr>
-              <w:instrText xml:space="preserve"> PAGEREF _Toc243390047 \h </w:instrText>
+              <w:instrText xml:space="preserve"> PAGEREF _Toc243394676 \h </w:instrText>
             </w:r>
             <w:r>
               <w:rPr>
@@ -477,7 +477,7 @@
                 <w:noProof/>
                 <w:webHidden/>
               </w:rPr>
-              <w:t>3</w:t>
+              <w:t>2</w:t>
             </w:r>
             <w:r>
               <w:rPr>
@@ -503,7 +503,7 @@
               <w:lang w:eastAsia="hu-HU"/>
             </w:rPr>
           </w:pPr>
-          <w:hyperlink w:anchor="_Toc243390048" w:history="1">
+          <w:hyperlink w:anchor="_Toc243394677" w:history="1">
             <w:r>
               <w:rPr>
                 <w:rStyle w:val="Hiperhivatkozs"/>
@@ -530,7 +530,7 @@
                 <w:noProof/>
                 <w:webHidden/>
               </w:rPr>
-              <w:instrText xml:space="preserve"> PAGEREF _Toc243390048 \h </w:instrText>
+              <w:instrText xml:space="preserve"> PAGEREF _Toc243394677 \h </w:instrText>
             </w:r>
             <w:r>
               <w:rPr>
@@ -550,7 +550,7 @@
                 <w:noProof/>
                 <w:webHidden/>
               </w:rPr>
-              <w:t>3</w:t>
+              <w:t>2</w:t>
             </w:r>
             <w:r>
               <w:rPr>
@@ -576,7 +576,7 @@
               <w:lang w:eastAsia="hu-HU"/>
             </w:rPr>
           </w:pPr>
-          <w:hyperlink w:anchor="_Toc243390049" w:history="1">
+          <w:hyperlink w:anchor="_Toc243394678" w:history="1">
             <w:r>
               <w:rPr>
                 <w:rStyle w:val="Hiperhivatkozs"/>
@@ -603,7 +603,7 @@
                 <w:noProof/>
                 <w:webHidden/>
               </w:rPr>
-              <w:instrText xml:space="preserve"> PAGEREF _Toc243390049 \h </w:instrText>
+              <w:instrText xml:space="preserve"> PAGEREF _Toc243394678 \h </w:instrText>
             </w:r>
             <w:r>
               <w:rPr>
@@ -623,7 +623,7 @@
                 <w:noProof/>
                 <w:webHidden/>
               </w:rPr>
-              <w:t>3</w:t>
+              <w:t>2</w:t>
             </w:r>
             <w:r>
               <w:rPr>
@@ -649,7 +649,7 @@
               <w:lang w:eastAsia="hu-HU"/>
             </w:rPr>
           </w:pPr>
-          <w:hyperlink w:anchor="_Toc243390050" w:history="1">
+          <w:hyperlink w:anchor="_Toc243394679" w:history="1">
             <w:r>
               <w:rPr>
                 <w:rStyle w:val="Hiperhivatkozs"/>
@@ -676,7 +676,7 @@
                 <w:noProof/>
                 <w:webHidden/>
               </w:rPr>
-              <w:instrText xml:space="preserve"> PAGEREF _Toc243390050 \h </w:instrText>
+              <w:instrText xml:space="preserve"> PAGEREF _Toc243394679 \h </w:instrText>
             </w:r>
             <w:r>
               <w:rPr>
@@ -696,7 +696,7 @@
                 <w:noProof/>
                 <w:webHidden/>
               </w:rPr>
-              <w:t>3</w:t>
+              <w:t>2</w:t>
             </w:r>
             <w:r>
               <w:rPr>
@@ -723,7 +723,7 @@
               <w:lang w:eastAsia="hu-HU"/>
             </w:rPr>
           </w:pPr>
-          <w:hyperlink w:anchor="_Toc243390051" w:history="1">
+          <w:hyperlink w:anchor="_Toc243394680" w:history="1">
             <w:r>
               <w:rPr>
                 <w:rStyle w:val="Hiperhivatkozs"/>
@@ -768,7 +768,7 @@
                 <w:noProof/>
                 <w:webHidden/>
               </w:rPr>
-              <w:instrText xml:space="preserve"> PAGEREF _Toc243390051 \h </w:instrText>
+              <w:instrText xml:space="preserve"> PAGEREF _Toc243394680 \h </w:instrText>
             </w:r>
             <w:r>
               <w:rPr>
@@ -788,7 +788,7 @@
                 <w:noProof/>
                 <w:webHidden/>
               </w:rPr>
-              <w:t>4</w:t>
+              <w:t>3</w:t>
             </w:r>
             <w:r>
               <w:rPr>
@@ -815,7 +815,7 @@
               <w:lang w:eastAsia="hu-HU"/>
             </w:rPr>
           </w:pPr>
-          <w:hyperlink w:anchor="_Toc243390052" w:history="1">
+          <w:hyperlink w:anchor="_Toc243394681" w:history="1">
             <w:r>
               <w:rPr>
                 <w:rStyle w:val="Hiperhivatkozs"/>
@@ -860,7 +860,7 @@
                 <w:noProof/>
                 <w:webHidden/>
               </w:rPr>
-              <w:instrText xml:space="preserve"> PAGEREF _Toc243390052 \h </w:instrText>
+              <w:instrText xml:space="preserve"> PAGEREF _Toc243394681 \h </w:instrText>
             </w:r>
             <w:r>
               <w:rPr>
@@ -880,7 +880,7 @@
                 <w:noProof/>
                 <w:webHidden/>
               </w:rPr>
-              <w:t>4</w:t>
+              <w:t>3</w:t>
             </w:r>
             <w:r>
               <w:rPr>
@@ -907,7 +907,7 @@
               <w:lang w:eastAsia="hu-HU"/>
             </w:rPr>
           </w:pPr>
-          <w:hyperlink w:anchor="_Toc243390053" w:history="1">
+          <w:hyperlink w:anchor="_Toc243394682" w:history="1">
             <w:r>
               <w:rPr>
                 <w:rStyle w:val="Hiperhivatkozs"/>
@@ -952,7 +952,7 @@
                 <w:noProof/>
                 <w:webHidden/>
               </w:rPr>
-              <w:instrText xml:space="preserve"> PAGEREF _Toc243390053 \h </w:instrText>
+              <w:instrText xml:space="preserve"> PAGEREF _Toc243394682 \h </w:instrText>
             </w:r>
             <w:r>
               <w:rPr>
@@ -972,7 +972,7 @@
                 <w:noProof/>
                 <w:webHidden/>
               </w:rPr>
-              <w:t>4</w:t>
+              <w:t>3</w:t>
             </w:r>
             <w:r>
               <w:rPr>
@@ -999,7 +999,7 @@
               <w:lang w:eastAsia="hu-HU"/>
             </w:rPr>
           </w:pPr>
-          <w:hyperlink w:anchor="_Toc243390054" w:history="1">
+          <w:hyperlink w:anchor="_Toc243394683" w:history="1">
             <w:r>
               <w:rPr>
                 <w:rStyle w:val="Hiperhivatkozs"/>
@@ -1044,7 +1044,7 @@
                 <w:noProof/>
                 <w:webHidden/>
               </w:rPr>
-              <w:instrText xml:space="preserve"> PAGEREF _Toc243390054 \h </w:instrText>
+              <w:instrText xml:space="preserve"> PAGEREF _Toc243394683 \h </w:instrText>
             </w:r>
             <w:r>
               <w:rPr>
@@ -1064,7 +1064,7 @@
                 <w:noProof/>
                 <w:webHidden/>
               </w:rPr>
-              <w:t>4</w:t>
+              <w:t>3</w:t>
             </w:r>
             <w:r>
               <w:rPr>
@@ -1091,7 +1091,7 @@
               <w:lang w:eastAsia="hu-HU"/>
             </w:rPr>
           </w:pPr>
-          <w:hyperlink w:anchor="_Toc243390055" w:history="1">
+          <w:hyperlink w:anchor="_Toc243394684" w:history="1">
             <w:r>
               <w:rPr>
                 <w:rStyle w:val="Hiperhivatkozs"/>
@@ -1115,7 +1115,7 @@
                 <w:rStyle w:val="Hiperhivatkozs"/>
                 <w:noProof/>
               </w:rPr>
-              <w:t>UI kimenet:</w:t>
+              <w:t>Kimenet:</w:t>
             </w:r>
             <w:r>
               <w:rPr>
@@ -1136,7 +1136,7 @@
                 <w:noProof/>
                 <w:webHidden/>
               </w:rPr>
-              <w:instrText xml:space="preserve"> PAGEREF _Toc243390055 \h </w:instrText>
+              <w:instrText xml:space="preserve"> PAGEREF _Toc243394684 \h </w:instrText>
             </w:r>
             <w:r>
               <w:rPr>
@@ -1156,7 +1156,7 @@
                 <w:noProof/>
                 <w:webHidden/>
               </w:rPr>
-              <w:t>4</w:t>
+              <w:t>3</w:t>
             </w:r>
             <w:r>
               <w:rPr>
@@ -1183,7 +1183,7 @@
               <w:lang w:eastAsia="hu-HU"/>
             </w:rPr>
           </w:pPr>
-          <w:hyperlink w:anchor="_Toc243390056" w:history="1">
+          <w:hyperlink w:anchor="_Toc243394685" w:history="1">
             <w:r>
               <w:rPr>
                 <w:rStyle w:val="Hiperhivatkozs"/>
@@ -1207,6 +1207,98 @@
                 <w:rStyle w:val="Hiperhivatkozs"/>
                 <w:noProof/>
               </w:rPr>
+              <w:t>UI kimenet:</w:t>
+            </w:r>
+            <w:r>
+              <w:rPr>
+                <w:noProof/>
+                <w:webHidden/>
+              </w:rPr>
+              <w:tab/>
+            </w:r>
+            <w:r>
+              <w:rPr>
+                <w:noProof/>
+                <w:webHidden/>
+              </w:rPr>
+              <w:fldChar w:fldCharType="begin"/>
+            </w:r>
+            <w:r>
+              <w:rPr>
+                <w:noProof/>
+                <w:webHidden/>
+              </w:rPr>
+              <w:instrText xml:space="preserve"> PAGEREF _Toc243394685 \h </w:instrText>
+            </w:r>
+            <w:r>
+              <w:rPr>
+                <w:noProof/>
+                <w:webHidden/>
+              </w:rPr>
+            </w:r>
+            <w:r>
+              <w:rPr>
+                <w:noProof/>
+                <w:webHidden/>
+              </w:rPr>
+              <w:fldChar w:fldCharType="separate"/>
+            </w:r>
+            <w:r>
+              <w:rPr>
+                <w:noProof/>
+                <w:webHidden/>
+              </w:rPr>
+              <w:t>3</w:t>
+            </w:r>
+            <w:r>
+              <w:rPr>
+                <w:noProof/>
+                <w:webHidden/>
+              </w:rPr>
+              <w:fldChar w:fldCharType="end"/>
+            </w:r>
+          </w:hyperlink>
+        </w:p>
+        <w:p>
+          <w:pPr>
+            <w:pStyle w:val="TJ2"/>
+            <w:tabs>
+              <w:tab w:val="left" w:pos="880"/>
+              <w:tab w:val="right" w:leader="dot" w:pos="9344"/>
+            </w:tabs>
+            <w:rPr>
+              <w:rFonts w:asciiTheme="minorHAnsi" w:eastAsiaTheme="minorEastAsia" w:hAnsiTheme="minorHAnsi" w:cstheme="minorBidi"/>
+              <w:noProof/>
+              <w:color w:val="auto"/>
+              <w:sz w:val="22"/>
+              <w:szCs w:val="22"/>
+              <w:lang w:eastAsia="hu-HU"/>
+            </w:rPr>
+          </w:pPr>
+          <w:hyperlink w:anchor="_Toc243394686" w:history="1">
+            <w:r>
+              <w:rPr>
+                <w:rStyle w:val="Hiperhivatkozs"/>
+                <w:noProof/>
+              </w:rPr>
+              <w:t>2.6</w:t>
+            </w:r>
+            <w:r>
+              <w:rPr>
+                <w:rFonts w:asciiTheme="minorHAnsi" w:eastAsiaTheme="minorEastAsia" w:hAnsiTheme="minorHAnsi" w:cstheme="minorBidi"/>
+                <w:noProof/>
+                <w:color w:val="auto"/>
+                <w:sz w:val="22"/>
+                <w:szCs w:val="22"/>
+                <w:lang w:eastAsia="hu-HU"/>
+              </w:rPr>
+              <w:tab/>
+            </w:r>
+            <w:r>
+              <w:rPr>
+                <w:rStyle w:val="Hiperhivatkozs"/>
+                <w:noProof/>
+              </w:rPr>
               <w:t>Eljárás:</w:t>
             </w:r>
             <w:r>
@@ -1228,7 +1320,7 @@
                 <w:noProof/>
                 <w:webHidden/>
               </w:rPr>
-              <w:instrText xml:space="preserve"> PAGEREF _Toc243390056 \h </w:instrText>
+              <w:instrText xml:space="preserve"> PAGEREF _Toc243394686 \h </w:instrText>
             </w:r>
             <w:r>
               <w:rPr>
@@ -1248,7 +1340,7 @@
                 <w:noProof/>
                 <w:webHidden/>
               </w:rPr>
-              <w:t>4</w:t>
+              <w:t>3</w:t>
             </w:r>
             <w:r>
               <w:rPr>
@@ -1274,7 +1366,7 @@
               <w:lang w:eastAsia="hu-HU"/>
             </w:rPr>
           </w:pPr>
-          <w:hyperlink w:anchor="_Toc243390057" w:history="1">
+          <w:hyperlink w:anchor="_Toc243394687" w:history="1">
             <w:r>
               <w:rPr>
                 <w:rStyle w:val="Hiperhivatkozs"/>
@@ -1301,7 +1393,7 @@
                 <w:noProof/>
                 <w:webHidden/>
               </w:rPr>
-              <w:instrText xml:space="preserve"> PAGEREF _Toc243390057 \h </w:instrText>
+              <w:instrText xml:space="preserve"> PAGEREF _Toc243394687 \h </w:instrText>
             </w:r>
             <w:r>
               <w:rPr>
@@ -1473,10 +1565,16 @@
       <w:pPr>
         <w:pStyle w:val="Cmsor1"/>
       </w:pPr>
-      <w:bookmarkStart w:id="0" w:name="_Toc243390045"/>
+      <w:bookmarkStart w:id="0" w:name="_Toc243394674"/>
       <w:r>
         <w:lastRenderedPageBreak/>
-        <w:t>Registztráció (Register)</w:t>
+        <w:t>Regi</w:t>
+      </w:r>
+      <w:r>
+        <w:t>s</w:t>
+      </w:r>
+      <w:r>
+        <w:t>ztráció (Register)</w:t>
       </w:r>
       <w:bookmarkEnd w:id="0"/>
     </w:p>
@@ -1484,7 +1582,7 @@
       <w:pPr>
         <w:pStyle w:val="Cmsor2"/>
       </w:pPr>
-      <w:bookmarkStart w:id="1" w:name="_Toc243390046"/>
+      <w:bookmarkStart w:id="1" w:name="_Toc243394675"/>
       <w:r>
         <w:t>Cél:</w:t>
       </w:r>
@@ -1505,7 +1603,7 @@
       <w:pPr>
         <w:pStyle w:val="Cmsor2"/>
       </w:pPr>
-      <w:bookmarkStart w:id="2" w:name="_Toc243390047"/>
+      <w:bookmarkStart w:id="2" w:name="_Toc243394676"/>
       <w:r>
         <w:t>UI Interakció:</w:t>
       </w:r>
@@ -1698,7 +1796,7 @@
       <w:pPr>
         <w:pStyle w:val="Cmsor2"/>
       </w:pPr>
-      <w:bookmarkStart w:id="3" w:name="_Toc243390048"/>
+      <w:bookmarkStart w:id="3" w:name="_Toc243394677"/>
       <w:r>
         <w:t>Bemenet:</w:t>
       </w:r>
@@ -1716,7 +1814,7 @@
       <w:pPr>
         <w:pStyle w:val="Cmsor2"/>
       </w:pPr>
-      <w:bookmarkStart w:id="4" w:name="_Toc243390049"/>
+      <w:bookmarkStart w:id="4" w:name="_Toc243394678"/>
       <w:r>
         <w:t>Kimenet:</w:t>
       </w:r>
@@ -1749,7 +1847,7 @@
       <w:pPr>
         <w:pStyle w:val="Cmsor2"/>
       </w:pPr>
-      <w:bookmarkStart w:id="5" w:name="_Toc243390050"/>
+      <w:bookmarkStart w:id="5" w:name="_Toc243394679"/>
       <w:r>
         <w:t>Eljárás</w:t>
       </w:r>
@@ -1815,7 +1913,16 @@
         </w:numPr>
       </w:pPr>
       <w:r>
-        <w:t>Ha minden valid:</w:t>
+        <w:t>Ha</w:t>
+      </w:r>
+      <w:r>
+        <w:t xml:space="preserve"> nem</w:t>
+      </w:r>
+      <w:r>
+        <w:t xml:space="preserve"> </w:t>
+      </w:r>
+      <w:r>
+        <w:t>valid:</w:t>
       </w:r>
     </w:p>
     <w:p>
@@ -1880,7 +1987,7 @@
       <w:pPr>
         <w:pStyle w:val="Cmsor1"/>
       </w:pPr>
-      <w:bookmarkStart w:id="6" w:name="_Toc243390051"/>
+      <w:bookmarkStart w:id="6" w:name="_Toc243394680"/>
       <w:r>
         <w:lastRenderedPageBreak/>
         <w:t>Bejelentkezés (login)</w:t>
@@ -1891,7 +1998,7 @@
       <w:pPr>
         <w:pStyle w:val="Cmsor2"/>
       </w:pPr>
-      <w:bookmarkStart w:id="7" w:name="_Toc243390052"/>
+      <w:bookmarkStart w:id="7" w:name="_Toc243394681"/>
       <w:r>
         <w:t>2</w:t>
       </w:r>
@@ -1924,7 +2031,7 @@
           <w:numId w:val="34"/>
         </w:numPr>
       </w:pPr>
-      <w:bookmarkStart w:id="8" w:name="_Toc243390053"/>
+      <w:bookmarkStart w:id="8" w:name="_Toc243394682"/>
       <w:r>
         <w:t>UI interakció:</w:t>
       </w:r>
@@ -2127,7 +2234,7 @@
           <w:numId w:val="34"/>
         </w:numPr>
       </w:pPr>
-      <w:bookmarkStart w:id="9" w:name="_Toc243390054"/>
+      <w:bookmarkStart w:id="9" w:name="_Toc243394683"/>
       <w:r>
         <w:t>Bemeneti adatok:</w:t>
       </w:r>
@@ -2149,9 +2256,11 @@
           <w:numId w:val="34"/>
         </w:numPr>
       </w:pPr>
+      <w:bookmarkStart w:id="10" w:name="_Toc243394684"/>
       <w:r>
         <w:t>Kimenet:</w:t>
       </w:r>
+      <w:bookmarkEnd w:id="10"/>
     </w:p>
     <w:p>
       <w:pPr>
@@ -2169,11 +2278,11 @@
           <w:numId w:val="34"/>
         </w:numPr>
       </w:pPr>
-      <w:bookmarkStart w:id="10" w:name="_Toc243390055"/>
+      <w:bookmarkStart w:id="11" w:name="_Toc243394685"/>
       <w:r>
         <w:t>UI kimenet:</w:t>
       </w:r>
-      <w:bookmarkEnd w:id="10"/>
+      <w:bookmarkEnd w:id="11"/>
     </w:p>
     <w:p>
       <w:pPr>
@@ -2191,11 +2300,11 @@
           <w:numId w:val="34"/>
         </w:numPr>
       </w:pPr>
-      <w:bookmarkStart w:id="11" w:name="_Toc243390056"/>
+      <w:bookmarkStart w:id="12" w:name="_Toc243394686"/>
       <w:r>
         <w:t>Eljárás:</w:t>
       </w:r>
-      <w:bookmarkEnd w:id="11"/>
+      <w:bookmarkEnd w:id="12"/>
     </w:p>
     <w:p>
       <w:pPr>
@@ -2318,8 +2427,8 @@
         <w:pStyle w:val="Cmsor1"/>
         <w:ind w:left="0" w:firstLine="0"/>
       </w:pPr>
-      <w:bookmarkStart w:id="12" w:name="_Toc243390057"/>
-      <w:bookmarkEnd w:id="12"/>
+      <w:bookmarkStart w:id="13" w:name="_Toc243394687"/>
+      <w:bookmarkEnd w:id="13"/>
     </w:p>
     <w:p>
       <w:pPr>
